--- a/deliverables/inland_transport_2026-10/docx/QASOP_0XX_A01.docx
+++ b/deliverables/inland_transport_2026-10/docx/QASOP_0XX_A01.docx
@@ -1060,7 +1060,7 @@
                 <w:color w:val="000000"/>
                 <w:sz w:val="24"/>
               </w:rPr>
-              <w:t>Готов производ / меѓупроизвод / мостри (15–25 °C, RH ≤ 60 %)</w:t>
+              <w:t>Готов производ / меѓупроизвод (15–25 °C, RH ≤ 60 %)</w:t>
             </w:r>
             <w:r>
               <w:rPr>
@@ -1080,7 +1080,7 @@
                 <w:color w:val="000000"/>
                 <w:sz w:val="20"/>
               </w:rPr>
-              <w:t>Finished product / intermediate / samples (15–25 °C, RH ≤ 60 %)</w:t>
+              <w:t>Finished product / intermediate (15–25 °C, RH ≤ 60 %)</w:t>
             </w:r>
           </w:p>
         </w:tc>

--- a/deliverables/inland_transport_2026-10/docx/QASOP_0XX_A01.docx
+++ b/deliverables/inland_transport_2026-10/docx/QASOP_0XX_A01.docx
@@ -96,72 +96,56 @@
         <w:t xml:space="preserve">   —   Верзија | Version: DRAFT   ·   Датум на важност | Effective date: —</w:t>
       </w:r>
     </w:p>
-    <w:tbl>
-      <w:tblPr>
-        <w:tblLook w:firstColumn="1" w:firstRow="1" w:lastColumn="0" w:lastRow="0" w:noHBand="0" w:noVBand="1" w:val="04A0"/>
-        <w:tblLayout w:type="fixed"/>
-        <w:tblW w:type="dxa" w:w="10466"/>
-        <w:tblInd w:type="dxa" w:w="0"/>
+    <w:p>
+      <w:pPr>
+        <w:spacing w:before="0" w:after="0"/>
         <w:jc w:val="center"/>
-        <w:tblBorders>
-          <w:top w:val="single" w:sz="4" w:space="0" w:color="2B547E"/>
-          <w:left w:val="single" w:sz="4" w:space="0" w:color="2B547E"/>
-          <w:bottom w:val="single" w:sz="4" w:space="0" w:color="2B547E"/>
-          <w:right w:val="single" w:sz="4" w:space="0" w:color="2B547E"/>
-          <w:insideH w:val="single" w:sz="4" w:space="0" w:color="2B547E"/>
-          <w:insideV w:val="single" w:sz="4" w:space="0" w:color="2B547E"/>
-        </w:tblBorders>
-      </w:tblPr>
-      <w:tblGrid>
-        <w:gridCol w:w="10466"/>
-      </w:tblGrid>
-      <w:tr>
-        <w:tc>
-          <w:tcPr>
-            <w:shd w:val="clear" w:color="auto" w:fill="2B547E"/>
-            <w:vAlign w:val="center"/>
-            <w:tcW w:type="dxa" w:w="10466"/>
-          </w:tcPr>
-          <w:p>
-            <w:pPr>
-              <w:spacing w:before="20" w:after="20"/>
-              <w:jc w:val="center"/>
-            </w:pPr>
-            <w:r/>
-            <w:r>
-              <w:rPr>
-                <w:rFonts w:ascii="Calibri" w:hAnsi="Calibri"/>
-                <w:b/>
-                <w:i w:val="0"/>
-                <w:color w:val="FFFFFF"/>
-                <w:sz w:val="22"/>
-              </w:rPr>
-              <w:t>1 Идентификација на рутата</w:t>
-            </w:r>
-            <w:r>
-              <w:rPr>
-                <w:rFonts w:ascii="Calibri" w:hAnsi="Calibri"/>
-                <w:b w:val="0"/>
-                <w:i w:val="0"/>
-                <w:color w:val="FFFFFF"/>
-                <w:sz w:val="18"/>
-              </w:rPr>
-              <w:t xml:space="preserve"> | </w:t>
-            </w:r>
-            <w:r>
-              <w:rPr>
-                <w:rFonts w:ascii="Calibri" w:hAnsi="Calibri"/>
-                <w:b w:val="0"/>
-                <w:i w:val="0"/>
-                <w:color w:val="FFFFFF"/>
-                <w:sz w:val="18"/>
-              </w:rPr>
-              <w:t>Lane identification</w:t>
-            </w:r>
-          </w:p>
-        </w:tc>
-      </w:tr>
-    </w:tbl>
+        <w:keepNext/>
+        <w:pBdr>
+          <w:top w:val="single" w:sz="4" w:space="2" w:color="2B547E"/>
+          <w:left w:val="single" w:sz="4" w:space="4" w:color="2B547E"/>
+          <w:bottom w:val="single" w:sz="4" w:space="2" w:color="2B547E"/>
+          <w:right w:val="single" w:sz="4" w:space="4" w:color="2B547E"/>
+        </w:pBdr>
+        <w:shd w:val="clear" w:color="auto" w:fill="2B547E"/>
+      </w:pPr>
+      <w:r>
+        <w:rPr>
+          <w:rFonts w:ascii="Calibri" w:hAnsi="Calibri"/>
+          <w:b/>
+          <w:i w:val="0"/>
+          <w:color w:val="FFFFFF"/>
+          <w:sz w:val="22"/>
+        </w:rPr>
+        <w:t>1 Идентификација на рутата</w:t>
+      </w:r>
+      <w:r>
+        <w:rPr>
+          <w:rFonts w:ascii="Calibri" w:hAnsi="Calibri"/>
+          <w:b w:val="0"/>
+          <w:i w:val="0"/>
+          <w:color w:val="FFFFFF"/>
+          <w:sz w:val="18"/>
+        </w:rPr>
+        <w:t xml:space="preserve"> | </w:t>
+      </w:r>
+      <w:r>
+        <w:rPr>
+          <w:rFonts w:ascii="Calibri" w:hAnsi="Calibri"/>
+          <w:b w:val="0"/>
+          <w:i w:val="0"/>
+          <w:color w:val="FFFFFF"/>
+          <w:sz w:val="18"/>
+        </w:rPr>
+        <w:t>Lane identification</w:t>
+      </w:r>
+    </w:p>
+    <w:p>
+      <w:pPr>
+        <w:keepNext/>
+        <w:spacing w:before="0" w:after="0" w:lineRule="exact" w:line="40"/>
+      </w:pPr>
+    </w:p>
     <w:tbl>
       <w:tblPr>
         <w:jc w:val="center"/>
@@ -185,6 +169,9 @@
         <w:gridCol w:w="2534"/>
       </w:tblGrid>
       <w:tr>
+        <w:trPr>
+          <w:cantSplit/>
+        </w:trPr>
         <w:tc>
           <w:tcPr>
             <w:shd w:val="clear" w:color="auto" w:fill="F2F2F2"/>
@@ -193,6 +180,7 @@
           </w:tcPr>
           <w:p>
             <w:pPr>
+              <w:keepNext/>
               <w:spacing w:before="20" w:after="20"/>
               <w:jc w:val="left"/>
             </w:pPr>
@@ -236,6 +224,7 @@
           </w:tcPr>
           <w:p>
             <w:pPr>
+              <w:keepNext/>
               <w:spacing w:before="20" w:after="20"/>
               <w:jc w:val="center"/>
             </w:pPr>
@@ -260,6 +249,7 @@
           </w:tcPr>
           <w:p>
             <w:pPr>
+              <w:keepNext/>
               <w:spacing w:before="20" w:after="20"/>
               <w:jc w:val="left"/>
             </w:pPr>
@@ -303,6 +293,7 @@
           </w:tcPr>
           <w:p>
             <w:pPr>
+              <w:keepNext/>
               <w:spacing w:before="20" w:after="20"/>
               <w:jc w:val="center"/>
             </w:pPr>
@@ -342,6 +333,9 @@
         <w:gridCol w:w="7677"/>
       </w:tblGrid>
       <w:tr>
+        <w:trPr>
+          <w:cantSplit/>
+        </w:trPr>
         <w:tc>
           <w:tcPr>
             <w:shd w:val="clear" w:color="auto" w:fill="F2F2F2"/>
@@ -350,6 +344,7 @@
           </w:tcPr>
           <w:p>
             <w:pPr>
+              <w:keepNext/>
               <w:spacing w:before="20" w:after="20"/>
               <w:jc w:val="left"/>
             </w:pPr>
@@ -393,6 +388,7 @@
           </w:tcPr>
           <w:p>
             <w:pPr>
+              <w:keepNext/>
               <w:spacing w:before="20" w:after="20"/>
               <w:jc w:val="center"/>
             </w:pPr>
@@ -454,6 +450,9 @@
         <w:gridCol w:w="2783"/>
       </w:tblGrid>
       <w:tr>
+        <w:trPr>
+          <w:cantSplit/>
+        </w:trPr>
         <w:tc>
           <w:tcPr>
             <w:shd w:val="clear" w:color="auto" w:fill="F2F2F2"/>
@@ -462,6 +461,7 @@
           </w:tcPr>
           <w:p>
             <w:pPr>
+              <w:keepNext/>
               <w:spacing w:before="20" w:after="20"/>
               <w:jc w:val="left"/>
             </w:pPr>
@@ -505,6 +505,7 @@
           </w:tcPr>
           <w:p>
             <w:pPr>
+              <w:keepNext/>
               <w:spacing w:before="20" w:after="20"/>
               <w:jc w:val="center"/>
             </w:pPr>
@@ -519,6 +520,7 @@
           </w:tcPr>
           <w:p>
             <w:pPr>
+              <w:keepNext/>
               <w:spacing w:before="20" w:after="20"/>
               <w:jc w:val="left"/>
             </w:pPr>
@@ -562,6 +564,7 @@
           </w:tcPr>
           <w:p>
             <w:pPr>
+              <w:keepNext/>
               <w:spacing w:before="20" w:after="20"/>
               <w:jc w:val="center"/>
             </w:pPr>
@@ -593,6 +596,9 @@
         <w:gridCol w:w="2398"/>
       </w:tblGrid>
       <w:tr>
+        <w:trPr>
+          <w:cantSplit/>
+        </w:trPr>
         <w:tc>
           <w:tcPr>
             <w:shd w:val="clear" w:color="auto" w:fill="F2F2F2"/>
@@ -601,6 +607,7 @@
           </w:tcPr>
           <w:p>
             <w:pPr>
+              <w:keepNext/>
               <w:spacing w:before="20" w:after="20"/>
               <w:jc w:val="left"/>
             </w:pPr>
@@ -644,6 +651,7 @@
           </w:tcPr>
           <w:p>
             <w:pPr>
+              <w:keepNext/>
               <w:spacing w:before="20" w:after="20"/>
               <w:jc w:val="center"/>
             </w:pPr>
@@ -658,6 +666,7 @@
           </w:tcPr>
           <w:p>
             <w:pPr>
+              <w:keepNext/>
               <w:spacing w:before="20" w:after="20"/>
               <w:jc w:val="left"/>
             </w:pPr>
@@ -701,6 +710,7 @@
           </w:tcPr>
           <w:p>
             <w:pPr>
+              <w:keepNext/>
               <w:spacing w:before="20" w:after="20"/>
               <w:jc w:val="center"/>
             </w:pPr>
@@ -732,6 +742,9 @@
         <w:gridCol w:w="2806"/>
       </w:tblGrid>
       <w:tr>
+        <w:trPr>
+          <w:cantSplit/>
+        </w:trPr>
         <w:tc>
           <w:tcPr>
             <w:shd w:val="clear" w:color="auto" w:fill="F2F2F2"/>
@@ -740,6 +753,7 @@
           </w:tcPr>
           <w:p>
             <w:pPr>
+              <w:keepNext/>
               <w:spacing w:before="20" w:after="20"/>
               <w:jc w:val="left"/>
             </w:pPr>
@@ -783,6 +797,7 @@
           </w:tcPr>
           <w:p>
             <w:pPr>
+              <w:keepNext/>
               <w:spacing w:before="20" w:after="20"/>
               <w:jc w:val="center"/>
             </w:pPr>
@@ -797,6 +812,7 @@
           </w:tcPr>
           <w:p>
             <w:pPr>
+              <w:keepNext/>
               <w:spacing w:before="20" w:after="20"/>
               <w:jc w:val="left"/>
             </w:pPr>
@@ -840,6 +856,7 @@
           </w:tcPr>
           <w:p>
             <w:pPr>
+              <w:keepNext/>
               <w:spacing w:before="20" w:after="20"/>
               <w:jc w:val="center"/>
             </w:pPr>
@@ -869,6 +886,9 @@
         <w:gridCol w:w="7178"/>
       </w:tblGrid>
       <w:tr>
+        <w:trPr>
+          <w:cantSplit/>
+        </w:trPr>
         <w:tc>
           <w:tcPr>
             <w:shd w:val="clear" w:color="auto" w:fill="F2F2F2"/>
@@ -928,72 +948,62 @@
         </w:tc>
       </w:tr>
     </w:tbl>
-    <w:tbl>
-      <w:tblPr>
-        <w:tblLook w:firstColumn="1" w:firstRow="1" w:lastColumn="0" w:lastRow="0" w:noHBand="0" w:noVBand="1" w:val="04A0"/>
-        <w:tblLayout w:type="fixed"/>
-        <w:tblW w:type="dxa" w:w="10466"/>
-        <w:tblInd w:type="dxa" w:w="0"/>
+    <w:p>
+      <w:pPr>
+        <w:keepNext/>
+        <w:spacing w:before="0" w:after="0" w:lineRule="exact" w:line="240"/>
+      </w:pPr>
+    </w:p>
+    <w:p>
+      <w:pPr>
+        <w:spacing w:before="0" w:after="0"/>
         <w:jc w:val="center"/>
-        <w:tblBorders>
-          <w:top w:val="single" w:sz="4" w:space="0" w:color="2B547E"/>
-          <w:left w:val="single" w:sz="4" w:space="0" w:color="2B547E"/>
-          <w:bottom w:val="single" w:sz="4" w:space="0" w:color="2B547E"/>
-          <w:right w:val="single" w:sz="4" w:space="0" w:color="2B547E"/>
-          <w:insideH w:val="single" w:sz="4" w:space="0" w:color="2B547E"/>
-          <w:insideV w:val="single" w:sz="4" w:space="0" w:color="2B547E"/>
-        </w:tblBorders>
-      </w:tblPr>
-      <w:tblGrid>
-        <w:gridCol w:w="10466"/>
-      </w:tblGrid>
-      <w:tr>
-        <w:tc>
-          <w:tcPr>
-            <w:shd w:val="clear" w:color="auto" w:fill="2B547E"/>
-            <w:vAlign w:val="center"/>
-            <w:tcW w:type="dxa" w:w="10466"/>
-          </w:tcPr>
-          <w:p>
-            <w:pPr>
-              <w:spacing w:before="20" w:after="20"/>
-              <w:jc w:val="center"/>
-            </w:pPr>
-            <w:r/>
-            <w:r>
-              <w:rPr>
-                <w:rFonts w:ascii="Calibri" w:hAnsi="Calibri"/>
-                <w:b/>
-                <w:i w:val="0"/>
-                <w:color w:val="FFFFFF"/>
-                <w:sz w:val="22"/>
-              </w:rPr>
-              <w:t>2 Материјал и опсег</w:t>
-            </w:r>
-            <w:r>
-              <w:rPr>
-                <w:rFonts w:ascii="Calibri" w:hAnsi="Calibri"/>
-                <w:b w:val="0"/>
-                <w:i w:val="0"/>
-                <w:color w:val="FFFFFF"/>
-                <w:sz w:val="18"/>
-              </w:rPr>
-              <w:t xml:space="preserve"> | </w:t>
-            </w:r>
-            <w:r>
-              <w:rPr>
-                <w:rFonts w:ascii="Calibri" w:hAnsi="Calibri"/>
-                <w:b w:val="0"/>
-                <w:i w:val="0"/>
-                <w:color w:val="FFFFFF"/>
-                <w:sz w:val="18"/>
-              </w:rPr>
-              <w:t>Material and range</w:t>
-            </w:r>
-          </w:p>
-        </w:tc>
-      </w:tr>
-    </w:tbl>
+        <w:keepNext/>
+        <w:pBdr>
+          <w:top w:val="single" w:sz="4" w:space="2" w:color="2B547E"/>
+          <w:left w:val="single" w:sz="4" w:space="4" w:color="2B547E"/>
+          <w:bottom w:val="single" w:sz="4" w:space="2" w:color="2B547E"/>
+          <w:right w:val="single" w:sz="4" w:space="4" w:color="2B547E"/>
+        </w:pBdr>
+        <w:shd w:val="clear" w:color="auto" w:fill="2B547E"/>
+      </w:pPr>
+      <w:r>
+        <w:rPr>
+          <w:rFonts w:ascii="Calibri" w:hAnsi="Calibri"/>
+          <w:b/>
+          <w:i w:val="0"/>
+          <w:color w:val="FFFFFF"/>
+          <w:sz w:val="22"/>
+        </w:rPr>
+        <w:t>2 Материјал и опсег</w:t>
+      </w:r>
+      <w:r>
+        <w:rPr>
+          <w:rFonts w:ascii="Calibri" w:hAnsi="Calibri"/>
+          <w:b w:val="0"/>
+          <w:i w:val="0"/>
+          <w:color w:val="FFFFFF"/>
+          <w:sz w:val="18"/>
+        </w:rPr>
+        <w:t xml:space="preserve"> | </w:t>
+      </w:r>
+      <w:r>
+        <w:rPr>
+          <w:rFonts w:ascii="Calibri" w:hAnsi="Calibri"/>
+          <w:b w:val="0"/>
+          <w:i w:val="0"/>
+          <w:color w:val="FFFFFF"/>
+          <w:sz w:val="18"/>
+        </w:rPr>
+        <w:t>Material and range</w:t>
+      </w:r>
+    </w:p>
+    <w:p>
+      <w:pPr>
+        <w:keepNext/>
+        <w:spacing w:before="0" w:after="0" w:lineRule="exact" w:line="40"/>
+      </w:pPr>
+    </w:p>
     <w:tbl>
       <w:tblPr>
         <w:jc w:val="center"/>
@@ -1276,6 +1286,158 @@
           </w:tcPr>
           <w:p>
             <w:pPr>
+              <w:spacing w:before="20" w:after="20"/>
+              <w:jc w:val="center"/>
+            </w:pPr>
+            <w:r/>
+          </w:p>
+        </w:tc>
+      </w:tr>
+    </w:tbl>
+    <w:p>
+      <w:pPr>
+        <w:keepNext/>
+        <w:spacing w:before="0" w:after="0" w:lineRule="exact" w:line="120"/>
+      </w:pPr>
+    </w:p>
+    <w:tbl>
+      <w:tblPr>
+        <w:jc w:val="center"/>
+        <w:tblLook w:firstColumn="1" w:firstRow="1" w:lastColumn="0" w:lastRow="0" w:noHBand="0" w:noVBand="1" w:val="04A0"/>
+        <w:tblLayout w:type="fixed"/>
+        <w:tblW w:type="pct" w:w="5000"/>
+        <w:tblInd w:type="dxa" w:w="0"/>
+        <w:tblBorders>
+          <w:top w:val="single" w:sz="4" w:space="0" w:color="2B547E"/>
+          <w:left w:val="single" w:sz="4" w:space="0" w:color="2B547E"/>
+          <w:bottom w:val="single" w:sz="4" w:space="0" w:color="2B547E"/>
+          <w:right w:val="single" w:sz="4" w:space="0" w:color="2B547E"/>
+          <w:insideH w:val="single" w:sz="4" w:space="0" w:color="2B547E"/>
+          <w:insideV w:val="single" w:sz="4" w:space="0" w:color="2B547E"/>
+        </w:tblBorders>
+      </w:tblPr>
+      <w:tblGrid>
+        <w:gridCol w:w="3288"/>
+        <w:gridCol w:w="1944"/>
+        <w:gridCol w:w="3288"/>
+        <w:gridCol w:w="1944"/>
+      </w:tblGrid>
+      <w:tr>
+        <w:trPr>
+          <w:cantSplit/>
+        </w:trPr>
+        <w:tc>
+          <w:tcPr>
+            <w:shd w:val="clear" w:color="auto" w:fill="F2F2F2"/>
+            <w:vAlign w:val="center"/>
+            <w:tcW w:type="pct" w:w="1570"/>
+          </w:tcPr>
+          <w:p>
+            <w:pPr>
+              <w:keepNext/>
+              <w:spacing w:before="20" w:after="20"/>
+              <w:jc w:val="left"/>
+            </w:pPr>
+            <w:r/>
+            <w:r>
+              <w:rPr>
+                <w:rFonts w:ascii="Calibri" w:hAnsi="Calibri"/>
+                <w:b/>
+                <w:i w:val="0"/>
+                <w:color w:val="000000"/>
+                <w:sz w:val="20"/>
+              </w:rPr>
+              <w:t>Максимален товар (kg / број на кутии)</w:t>
+            </w:r>
+            <w:r>
+              <w:rPr>
+                <w:rFonts w:ascii="Calibri" w:hAnsi="Calibri"/>
+                <w:b w:val="0"/>
+                <w:i w:val="0"/>
+                <w:color w:val="000000"/>
+                <w:sz w:val="16"/>
+              </w:rPr>
+              <w:t xml:space="preserve"> | </w:t>
+            </w:r>
+            <w:r>
+              <w:rPr>
+                <w:rFonts w:ascii="Calibri" w:hAnsi="Calibri"/>
+                <w:b w:val="0"/>
+                <w:i w:val="0"/>
+                <w:color w:val="000000"/>
+                <w:sz w:val="16"/>
+              </w:rPr>
+              <w:t>Maximum load (kg / boxes)</w:t>
+            </w:r>
+          </w:p>
+        </w:tc>
+        <w:tc>
+          <w:tcPr>
+            <w:vAlign w:val="center"/>
+            <w:tcW w:type="pct" w:w="929"/>
+          </w:tcPr>
+          <w:p>
+            <w:pPr>
+              <w:keepNext/>
+              <w:spacing w:before="20" w:after="20"/>
+              <w:jc w:val="center"/>
+            </w:pPr>
+            <w:r/>
+          </w:p>
+        </w:tc>
+        <w:tc>
+          <w:tcPr>
+            <w:shd w:val="clear" w:color="auto" w:fill="F2F2F2"/>
+            <w:vAlign w:val="center"/>
+            <w:tcW w:type="pct" w:w="1570"/>
+          </w:tcPr>
+          <w:p>
+            <w:pPr>
+              <w:keepNext/>
+              <w:spacing w:before="20" w:after="20"/>
+              <w:jc w:val="left"/>
+            </w:pPr>
+            <w:r/>
+            <w:r>
+              <w:rPr>
+                <w:rFonts w:ascii="Calibri" w:hAnsi="Calibri"/>
+                <w:b/>
+                <w:i w:val="0"/>
+                <w:color w:val="000000"/>
+                <w:sz w:val="20"/>
+              </w:rPr>
+              <w:t>Термичка маса на симулираниот товар</w:t>
+            </w:r>
+            <w:r>
+              <w:rPr>
+                <w:rFonts w:ascii="Calibri" w:hAnsi="Calibri"/>
+                <w:b w:val="0"/>
+                <w:i w:val="0"/>
+                <w:color w:val="000000"/>
+                <w:sz w:val="16"/>
+              </w:rPr>
+              <w:t xml:space="preserve"> | </w:t>
+            </w:r>
+            <w:r>
+              <w:rPr>
+                <w:rFonts w:ascii="Calibri" w:hAnsi="Calibri"/>
+                <w:b w:val="0"/>
+                <w:i w:val="0"/>
+                <w:color w:val="000000"/>
+                <w:sz w:val="16"/>
+              </w:rPr>
+              <w:t>Thermal mass of the simulated load</w:t>
+            </w:r>
+          </w:p>
+        </w:tc>
+        <w:tc>
+          <w:tcPr>
+            <w:vAlign w:val="center"/>
+            <w:tcW w:type="pct" w:w="929"/>
+          </w:tcPr>
+          <w:p>
+            <w:pPr>
+              <w:keepNext/>
               <w:spacing w:before="20" w:after="20"/>
               <w:jc w:val="center"/>
             </w:pPr>
@@ -1307,6 +1469,9 @@
         <w:gridCol w:w="1944"/>
       </w:tblGrid>
       <w:tr>
+        <w:trPr>
+          <w:cantSplit/>
+        </w:trPr>
         <w:tc>
           <w:tcPr>
             <w:shd w:val="clear" w:color="auto" w:fill="F2F2F2"/>
@@ -1315,6 +1480,7 @@
           </w:tcPr>
           <w:p>
             <w:pPr>
+              <w:keepNext/>
               <w:spacing w:before="20" w:after="20"/>
               <w:jc w:val="left"/>
             </w:pPr>
@@ -1327,7 +1493,7 @@
                 <w:color w:val="000000"/>
                 <w:sz w:val="20"/>
               </w:rPr>
-              <w:t>Максимален товар (kg / број на кутии)</w:t>
+              <w:t>Летен амбиентен екстрем (°C)</w:t>
             </w:r>
             <w:r>
               <w:rPr>
@@ -1347,7 +1513,7 @@
                 <w:color w:val="000000"/>
                 <w:sz w:val="16"/>
               </w:rPr>
-              <w:t>Maximum load (kg / boxes)</w:t>
+              <w:t>Summer ambient extreme (°C)</w:t>
             </w:r>
           </w:p>
         </w:tc>
@@ -1358,6 +1524,7 @@
           </w:tcPr>
           <w:p>
             <w:pPr>
+              <w:keepNext/>
               <w:spacing w:before="20" w:after="20"/>
               <w:jc w:val="center"/>
             </w:pPr>
@@ -1372,6 +1539,7 @@
           </w:tcPr>
           <w:p>
             <w:pPr>
+              <w:keepNext/>
               <w:spacing w:before="20" w:after="20"/>
               <w:jc w:val="left"/>
             </w:pPr>
@@ -1384,7 +1552,7 @@
                 <w:color w:val="000000"/>
                 <w:sz w:val="20"/>
               </w:rPr>
-              <w:t>Термичка маса на симулираниот товар</w:t>
+              <w:t>Зимски амбиентен екстрем (°C)</w:t>
             </w:r>
             <w:r>
               <w:rPr>
@@ -1404,7 +1572,7 @@
                 <w:color w:val="000000"/>
                 <w:sz w:val="16"/>
               </w:rPr>
-              <w:t>Thermal mass of the simulated load</w:t>
+              <w:t>Winter ambient extreme (°C)</w:t>
             </w:r>
           </w:p>
         </w:tc>
@@ -1415,145 +1583,7 @@
           </w:tcPr>
           <w:p>
             <w:pPr>
-              <w:spacing w:before="20" w:after="20"/>
-              <w:jc w:val="center"/>
-            </w:pPr>
-            <w:r/>
-          </w:p>
-        </w:tc>
-      </w:tr>
-    </w:tbl>
-    <w:tbl>
-      <w:tblPr>
-        <w:jc w:val="center"/>
-        <w:tblLook w:firstColumn="1" w:firstRow="1" w:lastColumn="0" w:lastRow="0" w:noHBand="0" w:noVBand="1" w:val="04A0"/>
-        <w:tblLayout w:type="fixed"/>
-        <w:tblW w:type="pct" w:w="5000"/>
-        <w:tblInd w:type="dxa" w:w="0"/>
-        <w:tblBorders>
-          <w:top w:val="single" w:sz="4" w:space="0" w:color="2B547E"/>
-          <w:left w:val="single" w:sz="4" w:space="0" w:color="2B547E"/>
-          <w:bottom w:val="single" w:sz="4" w:space="0" w:color="2B547E"/>
-          <w:right w:val="single" w:sz="4" w:space="0" w:color="2B547E"/>
-          <w:insideH w:val="single" w:sz="4" w:space="0" w:color="2B547E"/>
-          <w:insideV w:val="single" w:sz="4" w:space="0" w:color="2B547E"/>
-        </w:tblBorders>
-      </w:tblPr>
-      <w:tblGrid>
-        <w:gridCol w:w="3288"/>
-        <w:gridCol w:w="1944"/>
-        <w:gridCol w:w="3288"/>
-        <w:gridCol w:w="1944"/>
-      </w:tblGrid>
-      <w:tr>
-        <w:tc>
-          <w:tcPr>
-            <w:shd w:val="clear" w:color="auto" w:fill="F2F2F2"/>
-            <w:vAlign w:val="center"/>
-            <w:tcW w:type="pct" w:w="1570"/>
-          </w:tcPr>
-          <w:p>
-            <w:pPr>
-              <w:spacing w:before="20" w:after="20"/>
-              <w:jc w:val="left"/>
-            </w:pPr>
-            <w:r/>
-            <w:r>
-              <w:rPr>
-                <w:rFonts w:ascii="Calibri" w:hAnsi="Calibri"/>
-                <w:b/>
-                <w:i w:val="0"/>
-                <w:color w:val="000000"/>
-                <w:sz w:val="20"/>
-              </w:rPr>
-              <w:t>Летен амбиентен екстрем (°C)</w:t>
-            </w:r>
-            <w:r>
-              <w:rPr>
-                <w:rFonts w:ascii="Calibri" w:hAnsi="Calibri"/>
-                <w:b w:val="0"/>
-                <w:i w:val="0"/>
-                <w:color w:val="000000"/>
-                <w:sz w:val="16"/>
-              </w:rPr>
-              <w:t xml:space="preserve"> | </w:t>
-            </w:r>
-            <w:r>
-              <w:rPr>
-                <w:rFonts w:ascii="Calibri" w:hAnsi="Calibri"/>
-                <w:b w:val="0"/>
-                <w:i w:val="0"/>
-                <w:color w:val="000000"/>
-                <w:sz w:val="16"/>
-              </w:rPr>
-              <w:t>Summer ambient extreme (°C)</w:t>
-            </w:r>
-          </w:p>
-        </w:tc>
-        <w:tc>
-          <w:tcPr>
-            <w:vAlign w:val="center"/>
-            <w:tcW w:type="pct" w:w="929"/>
-          </w:tcPr>
-          <w:p>
-            <w:pPr>
-              <w:spacing w:before="20" w:after="20"/>
-              <w:jc w:val="center"/>
-            </w:pPr>
-            <w:r/>
-          </w:p>
-        </w:tc>
-        <w:tc>
-          <w:tcPr>
-            <w:shd w:val="clear" w:color="auto" w:fill="F2F2F2"/>
-            <w:vAlign w:val="center"/>
-            <w:tcW w:type="pct" w:w="1570"/>
-          </w:tcPr>
-          <w:p>
-            <w:pPr>
-              <w:spacing w:before="20" w:after="20"/>
-              <w:jc w:val="left"/>
-            </w:pPr>
-            <w:r/>
-            <w:r>
-              <w:rPr>
-                <w:rFonts w:ascii="Calibri" w:hAnsi="Calibri"/>
-                <w:b/>
-                <w:i w:val="0"/>
-                <w:color w:val="000000"/>
-                <w:sz w:val="20"/>
-              </w:rPr>
-              <w:t>Зимски амбиентен екстрем (°C)</w:t>
-            </w:r>
-            <w:r>
-              <w:rPr>
-                <w:rFonts w:ascii="Calibri" w:hAnsi="Calibri"/>
-                <w:b w:val="0"/>
-                <w:i w:val="0"/>
-                <w:color w:val="000000"/>
-                <w:sz w:val="16"/>
-              </w:rPr>
-              <w:t xml:space="preserve"> | </w:t>
-            </w:r>
-            <w:r>
-              <w:rPr>
-                <w:rFonts w:ascii="Calibri" w:hAnsi="Calibri"/>
-                <w:b w:val="0"/>
-                <w:i w:val="0"/>
-                <w:color w:val="000000"/>
-                <w:sz w:val="16"/>
-              </w:rPr>
-              <w:t>Winter ambient extreme (°C)</w:t>
-            </w:r>
-          </w:p>
-        </w:tc>
-        <w:tc>
-          <w:tcPr>
-            <w:vAlign w:val="center"/>
-            <w:tcW w:type="pct" w:w="929"/>
-          </w:tcPr>
-          <w:p>
-            <w:pPr>
+              <w:keepNext/>
               <w:spacing w:before="20" w:after="20"/>
               <w:jc w:val="center"/>
             </w:pPr>
@@ -1583,6 +1613,9 @@
         <w:gridCol w:w="7178"/>
       </w:tblGrid>
       <w:tr>
+        <w:trPr>
+          <w:cantSplit/>
+        </w:trPr>
         <w:tc>
           <w:tcPr>
             <w:shd w:val="clear" w:color="auto" w:fill="F2F2F2"/>
@@ -1638,78 +1671,63 @@
               <w:jc w:val="center"/>
             </w:pPr>
             <w:r/>
-          </w:p>
-        </w:tc>
-      </w:tr>
-    </w:tbl>
-    <w:tbl>
-      <w:tblPr>
-        <w:tblLook w:firstColumn="1" w:firstRow="1" w:lastColumn="0" w:lastRow="0" w:noHBand="0" w:noVBand="1" w:val="04A0"/>
-        <w:tblLayout w:type="fixed"/>
-        <w:tblW w:type="dxa" w:w="10466"/>
-        <w:tblInd w:type="dxa" w:w="0"/>
-        <w:jc w:val="center"/>
-        <w:tblBorders>
-          <w:top w:val="single" w:sz="4" w:space="0" w:color="2B547E"/>
-          <w:left w:val="single" w:sz="4" w:space="0" w:color="2B547E"/>
-          <w:bottom w:val="single" w:sz="4" w:space="0" w:color="2B547E"/>
-          <w:right w:val="single" w:sz="4" w:space="0" w:color="2B547E"/>
-          <w:insideH w:val="single" w:sz="4" w:space="0" w:color="2B547E"/>
-          <w:insideV w:val="single" w:sz="4" w:space="0" w:color="2B547E"/>
-        </w:tblBorders>
-      </w:tblPr>
-      <w:tblGrid>
-        <w:gridCol w:w="10466"/>
-      </w:tblGrid>
-      <w:tr>
-        <w:tc>
-          <w:tcPr>
-            <w:shd w:val="clear" w:color="auto" w:fill="2B547E"/>
-            <w:vAlign w:val="center"/>
-            <w:tcW w:type="dxa" w:w="10466"/>
-          </w:tcPr>
-          <w:p>
-            <w:pPr>
-              <w:spacing w:before="20" w:after="20"/>
-              <w:jc w:val="center"/>
-            </w:pPr>
-            <w:r/>
-            <w:r>
-              <w:rPr>
-                <w:rFonts w:ascii="Calibri" w:hAnsi="Calibri"/>
-                <w:b/>
-                <w:i w:val="0"/>
-                <w:color w:val="FFFFFF"/>
-                <w:sz w:val="22"/>
-              </w:rPr>
-              <w:t>3 Процена на ризик (FMEA)</w:t>
-            </w:r>
-            <w:r>
-              <w:rPr>
-                <w:rFonts w:ascii="Calibri" w:hAnsi="Calibri"/>
-                <w:b w:val="0"/>
-                <w:i w:val="0"/>
-                <w:color w:val="FFFFFF"/>
-                <w:sz w:val="18"/>
-              </w:rPr>
-              <w:t xml:space="preserve"> | </w:t>
-            </w:r>
-            <w:r>
-              <w:rPr>
-                <w:rFonts w:ascii="Calibri" w:hAnsi="Calibri"/>
-                <w:b w:val="0"/>
-                <w:i w:val="0"/>
-                <w:color w:val="FFFFFF"/>
-                <w:sz w:val="18"/>
-              </w:rPr>
-              <w:t>Risk assessment (FMEA)</w:t>
-            </w:r>
           </w:p>
         </w:tc>
       </w:tr>
     </w:tbl>
     <w:p>
       <w:pPr>
+        <w:keepNext/>
+        <w:spacing w:before="0" w:after="0" w:lineRule="exact" w:line="240"/>
+      </w:pPr>
+    </w:p>
+    <w:p>
+      <w:pPr>
+        <w:spacing w:before="0" w:after="0"/>
+        <w:jc w:val="center"/>
+        <w:keepNext/>
+        <w:pBdr>
+          <w:top w:val="single" w:sz="4" w:space="2" w:color="2B547E"/>
+          <w:left w:val="single" w:sz="4" w:space="4" w:color="2B547E"/>
+          <w:bottom w:val="single" w:sz="4" w:space="2" w:color="2B547E"/>
+          <w:right w:val="single" w:sz="4" w:space="4" w:color="2B547E"/>
+        </w:pBdr>
+        <w:shd w:val="clear" w:color="auto" w:fill="2B547E"/>
+      </w:pPr>
+      <w:r>
+        <w:rPr>
+          <w:rFonts w:ascii="Calibri" w:hAnsi="Calibri"/>
+          <w:b/>
+          <w:i w:val="0"/>
+          <w:color w:val="FFFFFF"/>
+          <w:sz w:val="22"/>
+        </w:rPr>
+        <w:t>3 Процена на ризик (FMEA)</w:t>
+      </w:r>
+      <w:r>
+        <w:rPr>
+          <w:rFonts w:ascii="Calibri" w:hAnsi="Calibri"/>
+          <w:b w:val="0"/>
+          <w:i w:val="0"/>
+          <w:color w:val="FFFFFF"/>
+          <w:sz w:val="18"/>
+        </w:rPr>
+        <w:t xml:space="preserve"> | </w:t>
+      </w:r>
+      <w:r>
+        <w:rPr>
+          <w:rFonts w:ascii="Calibri" w:hAnsi="Calibri"/>
+          <w:b w:val="0"/>
+          <w:i w:val="0"/>
+          <w:color w:val="FFFFFF"/>
+          <w:sz w:val="18"/>
+        </w:rPr>
+        <w:t>Risk assessment (FMEA)</w:t>
+      </w:r>
+    </w:p>
+    <w:p>
+      <w:pPr>
+        <w:keepNext/>
         <w:spacing w:before="0" w:after="0" w:line="250" w:lineRule="auto"/>
         <w:jc w:val="both"/>
       </w:pPr>
@@ -1744,6 +1762,12 @@
         <w:t>Scores 1–5 for likelihood (L), severity (S) and detectability (D); RPN = L × S × D. RPN ≥ 40 must be covered by an OQ/PQ test or a control; RPN ≥ 80 requires a QA-approved justification before the protocol.</w:t>
       </w:r>
     </w:p>
+    <w:p>
+      <w:pPr>
+        <w:keepNext/>
+        <w:spacing w:before="0" w:after="0" w:lineRule="exact" w:line="120"/>
+      </w:pPr>
+    </w:p>
     <w:tbl>
       <w:tblPr>
         <w:tblLook w:firstColumn="1" w:firstRow="1" w:lastColumn="0" w:lastRow="0" w:noHBand="0" w:noVBand="1" w:val="04A0"/>
@@ -1773,6 +1797,7 @@
       <w:tr>
         <w:trPr>
           <w:tblHeader w:val="true"/>
+          <w:cantSplit/>
         </w:trPr>
         <w:tc>
           <w:tcPr>
@@ -1782,6 +1807,7 @@
           </w:tcPr>
           <w:p>
             <w:pPr>
+              <w:keepNext/>
               <w:spacing w:before="20" w:after="20"/>
               <w:jc w:val="center"/>
             </w:pPr>
@@ -1806,6 +1832,7 @@
           </w:tcPr>
           <w:p>
             <w:pPr>
+              <w:keepNext/>
               <w:spacing w:before="20" w:after="20"/>
               <w:jc w:val="center"/>
             </w:pPr>
@@ -1850,6 +1877,7 @@
           </w:tcPr>
           <w:p>
             <w:pPr>
+              <w:keepNext/>
               <w:spacing w:before="20" w:after="20"/>
               <w:jc w:val="center"/>
             </w:pPr>
@@ -1894,6 +1922,7 @@
           </w:tcPr>
           <w:p>
             <w:pPr>
+              <w:keepNext/>
               <w:spacing w:before="20" w:after="20"/>
               <w:jc w:val="center"/>
             </w:pPr>
@@ -1938,6 +1967,7 @@
           </w:tcPr>
           <w:p>
             <w:pPr>
+              <w:keepNext/>
               <w:spacing w:before="20" w:after="20"/>
               <w:jc w:val="center"/>
             </w:pPr>
@@ -1982,6 +2012,7 @@
           </w:tcPr>
           <w:p>
             <w:pPr>
+              <w:keepNext/>
               <w:spacing w:before="20" w:after="20"/>
               <w:jc w:val="center"/>
             </w:pPr>
@@ -2026,6 +2057,7 @@
           </w:tcPr>
           <w:p>
             <w:pPr>
+              <w:keepNext/>
               <w:spacing w:before="20" w:after="20"/>
               <w:jc w:val="center"/>
             </w:pPr>
@@ -2050,6 +2082,7 @@
           </w:tcPr>
           <w:p>
             <w:pPr>
+              <w:keepNext/>
               <w:spacing w:before="20" w:after="20"/>
               <w:jc w:val="center"/>
             </w:pPr>
@@ -2088,6 +2121,9 @@
         </w:tc>
       </w:tr>
       <w:tr>
+        <w:trPr>
+          <w:cantSplit/>
+        </w:trPr>
         <w:tc>
           <w:tcPr>
             <w:shd w:val="clear" w:color="auto" w:fill="F2F2F2"/>
@@ -2096,6 +2132,7 @@
           </w:tcPr>
           <w:p>
             <w:pPr>
+              <w:keepNext/>
               <w:spacing w:before="20" w:after="20"/>
               <w:jc w:val="center"/>
             </w:pPr>
@@ -2119,6 +2156,7 @@
           </w:tcPr>
           <w:p>
             <w:pPr>
+              <w:keepNext/>
               <w:spacing w:before="20" w:after="20"/>
               <w:jc w:val="center"/>
             </w:pPr>
@@ -2162,6 +2200,7 @@
           </w:tcPr>
           <w:p>
             <w:pPr>
+              <w:keepNext/>
               <w:spacing w:before="20" w:after="20"/>
               <w:jc w:val="center"/>
             </w:pPr>
@@ -2205,6 +2244,7 @@
           </w:tcPr>
           <w:p>
             <w:pPr>
+              <w:keepNext/>
               <w:spacing w:before="20" w:after="20"/>
               <w:jc w:val="center"/>
             </w:pPr>
@@ -2218,6 +2258,7 @@
           </w:tcPr>
           <w:p>
             <w:pPr>
+              <w:keepNext/>
               <w:spacing w:before="20" w:after="20"/>
               <w:jc w:val="center"/>
             </w:pPr>
@@ -2231,6 +2272,7 @@
           </w:tcPr>
           <w:p>
             <w:pPr>
+              <w:keepNext/>
               <w:spacing w:before="20" w:after="20"/>
               <w:jc w:val="center"/>
             </w:pPr>
@@ -2244,6 +2286,7 @@
           </w:tcPr>
           <w:p>
             <w:pPr>
+              <w:keepNext/>
               <w:spacing w:before="20" w:after="20"/>
               <w:jc w:val="center"/>
             </w:pPr>
@@ -2257,6 +2300,7 @@
           </w:tcPr>
           <w:p>
             <w:pPr>
+              <w:keepNext/>
               <w:spacing w:before="20" w:after="20"/>
               <w:jc w:val="center"/>
             </w:pPr>
@@ -2295,6 +2339,9 @@
         </w:tc>
       </w:tr>
       <w:tr>
+        <w:trPr>
+          <w:cantSplit/>
+        </w:trPr>
         <w:tc>
           <w:tcPr>
             <w:shd w:val="clear" w:color="auto" w:fill="F2F2F2"/>
@@ -2303,6 +2350,7 @@
           </w:tcPr>
           <w:p>
             <w:pPr>
+              <w:keepNext/>
               <w:spacing w:before="20" w:after="20"/>
               <w:jc w:val="center"/>
             </w:pPr>
@@ -2327,6 +2375,7 @@
           </w:tcPr>
           <w:p>
             <w:pPr>
+              <w:keepNext/>
               <w:spacing w:before="20" w:after="20"/>
               <w:jc w:val="center"/>
             </w:pPr>
@@ -2371,6 +2420,7 @@
           </w:tcPr>
           <w:p>
             <w:pPr>
+              <w:keepNext/>
               <w:spacing w:before="20" w:after="20"/>
               <w:jc w:val="center"/>
             </w:pPr>
@@ -2415,6 +2465,7 @@
           </w:tcPr>
           <w:p>
             <w:pPr>
+              <w:keepNext/>
               <w:spacing w:before="20" w:after="20"/>
               <w:jc w:val="center"/>
             </w:pPr>
@@ -2429,6 +2480,7 @@
           </w:tcPr>
           <w:p>
             <w:pPr>
+              <w:keepNext/>
               <w:spacing w:before="20" w:after="20"/>
               <w:jc w:val="center"/>
             </w:pPr>
@@ -2443,6 +2495,7 @@
           </w:tcPr>
           <w:p>
             <w:pPr>
+              <w:keepNext/>
               <w:spacing w:before="20" w:after="20"/>
               <w:jc w:val="center"/>
             </w:pPr>
@@ -2457,6 +2510,7 @@
           </w:tcPr>
           <w:p>
             <w:pPr>
+              <w:keepNext/>
               <w:spacing w:before="20" w:after="20"/>
               <w:jc w:val="center"/>
             </w:pPr>
@@ -2471,6 +2525,7 @@
           </w:tcPr>
           <w:p>
             <w:pPr>
+              <w:keepNext/>
               <w:spacing w:before="20" w:after="20"/>
               <w:jc w:val="center"/>
             </w:pPr>
@@ -2509,6 +2564,9 @@
         </w:tc>
       </w:tr>
       <w:tr>
+        <w:trPr>
+          <w:cantSplit/>
+        </w:trPr>
         <w:tc>
           <w:tcPr>
             <w:shd w:val="clear" w:color="auto" w:fill="F2F2F2"/>
@@ -2716,6 +2774,9 @@
         </w:tc>
       </w:tr>
       <w:tr>
+        <w:trPr>
+          <w:cantSplit/>
+        </w:trPr>
         <w:tc>
           <w:tcPr>
             <w:shd w:val="clear" w:color="auto" w:fill="F2F2F2"/>
@@ -2930,6 +2991,9 @@
         </w:tc>
       </w:tr>
       <w:tr>
+        <w:trPr>
+          <w:cantSplit/>
+        </w:trPr>
         <w:tc>
           <w:tcPr>
             <w:shd w:val="clear" w:color="auto" w:fill="F2F2F2"/>
@@ -3137,6 +3201,9 @@
         </w:tc>
       </w:tr>
       <w:tr>
+        <w:trPr>
+          <w:cantSplit/>
+        </w:trPr>
         <w:tc>
           <w:tcPr>
             <w:shd w:val="clear" w:color="auto" w:fill="F2F2F2"/>
@@ -3351,6 +3418,9 @@
         </w:tc>
       </w:tr>
       <w:tr>
+        <w:trPr>
+          <w:cantSplit/>
+        </w:trPr>
         <w:tc>
           <w:tcPr>
             <w:shd w:val="clear" w:color="auto" w:fill="F2F2F2"/>
@@ -3558,6 +3628,9 @@
         </w:tc>
       </w:tr>
       <w:tr>
+        <w:trPr>
+          <w:cantSplit/>
+        </w:trPr>
         <w:tc>
           <w:tcPr>
             <w:shd w:val="clear" w:color="auto" w:fill="F2F2F2"/>
@@ -3772,6 +3845,9 @@
         </w:tc>
       </w:tr>
       <w:tr>
+        <w:trPr>
+          <w:cantSplit/>
+        </w:trPr>
         <w:tc>
           <w:tcPr>
             <w:shd w:val="clear" w:color="auto" w:fill="F2F2F2"/>
@@ -3959,6 +4035,9 @@
         </w:tc>
       </w:tr>
       <w:tr>
+        <w:trPr>
+          <w:cantSplit/>
+        </w:trPr>
         <w:tc>
           <w:tcPr>
             <w:shd w:val="clear" w:color="auto" w:fill="F2F2F2"/>
@@ -4113,72 +4192,62 @@
         </w:tc>
       </w:tr>
     </w:tbl>
-    <w:tbl>
-      <w:tblPr>
-        <w:tblLook w:firstColumn="1" w:firstRow="1" w:lastColumn="0" w:lastRow="0" w:noHBand="0" w:noVBand="1" w:val="04A0"/>
-        <w:tblLayout w:type="fixed"/>
-        <w:tblW w:type="dxa" w:w="10466"/>
-        <w:tblInd w:type="dxa" w:w="0"/>
+    <w:p>
+      <w:pPr>
+        <w:keepNext/>
+        <w:spacing w:before="0" w:after="0" w:lineRule="exact" w:line="240"/>
+      </w:pPr>
+    </w:p>
+    <w:p>
+      <w:pPr>
+        <w:spacing w:before="0" w:after="0"/>
         <w:jc w:val="center"/>
-        <w:tblBorders>
-          <w:top w:val="single" w:sz="4" w:space="0" w:color="2B547E"/>
-          <w:left w:val="single" w:sz="4" w:space="0" w:color="2B547E"/>
-          <w:bottom w:val="single" w:sz="4" w:space="0" w:color="2B547E"/>
-          <w:right w:val="single" w:sz="4" w:space="0" w:color="2B547E"/>
-          <w:insideH w:val="single" w:sz="4" w:space="0" w:color="2B547E"/>
-          <w:insideV w:val="single" w:sz="4" w:space="0" w:color="2B547E"/>
-        </w:tblBorders>
-      </w:tblPr>
-      <w:tblGrid>
-        <w:gridCol w:w="10466"/>
-      </w:tblGrid>
-      <w:tr>
-        <w:tc>
-          <w:tcPr>
-            <w:shd w:val="clear" w:color="auto" w:fill="2B547E"/>
-            <w:vAlign w:val="center"/>
-            <w:tcW w:type="dxa" w:w="10466"/>
-          </w:tcPr>
-          <w:p>
-            <w:pPr>
-              <w:spacing w:before="20" w:after="20"/>
-              <w:jc w:val="center"/>
-            </w:pPr>
-            <w:r/>
-            <w:r>
-              <w:rPr>
-                <w:rFonts w:ascii="Calibri" w:hAnsi="Calibri"/>
-                <w:b/>
-                <w:i w:val="0"/>
-                <w:color w:val="FFFFFF"/>
-                <w:sz w:val="22"/>
-              </w:rPr>
-              <w:t>4 Стратегија</w:t>
-            </w:r>
-            <w:r>
-              <w:rPr>
-                <w:rFonts w:ascii="Calibri" w:hAnsi="Calibri"/>
-                <w:b w:val="0"/>
-                <w:i w:val="0"/>
-                <w:color w:val="FFFFFF"/>
-                <w:sz w:val="18"/>
-              </w:rPr>
-              <w:t xml:space="preserve"> | </w:t>
-            </w:r>
-            <w:r>
-              <w:rPr>
-                <w:rFonts w:ascii="Calibri" w:hAnsi="Calibri"/>
-                <w:b w:val="0"/>
-                <w:i w:val="0"/>
-                <w:color w:val="FFFFFF"/>
-                <w:sz w:val="18"/>
-              </w:rPr>
-              <w:t>Strategy</w:t>
-            </w:r>
-          </w:p>
-        </w:tc>
-      </w:tr>
-    </w:tbl>
+        <w:keepNext/>
+        <w:pBdr>
+          <w:top w:val="single" w:sz="4" w:space="2" w:color="2B547E"/>
+          <w:left w:val="single" w:sz="4" w:space="4" w:color="2B547E"/>
+          <w:bottom w:val="single" w:sz="4" w:space="2" w:color="2B547E"/>
+          <w:right w:val="single" w:sz="4" w:space="4" w:color="2B547E"/>
+        </w:pBdr>
+        <w:shd w:val="clear" w:color="auto" w:fill="2B547E"/>
+      </w:pPr>
+      <w:r>
+        <w:rPr>
+          <w:rFonts w:ascii="Calibri" w:hAnsi="Calibri"/>
+          <w:b/>
+          <w:i w:val="0"/>
+          <w:color w:val="FFFFFF"/>
+          <w:sz w:val="22"/>
+        </w:rPr>
+        <w:t>4 Стратегија</w:t>
+      </w:r>
+      <w:r>
+        <w:rPr>
+          <w:rFonts w:ascii="Calibri" w:hAnsi="Calibri"/>
+          <w:b w:val="0"/>
+          <w:i w:val="0"/>
+          <w:color w:val="FFFFFF"/>
+          <w:sz w:val="18"/>
+        </w:rPr>
+        <w:t xml:space="preserve"> | </w:t>
+      </w:r>
+      <w:r>
+        <w:rPr>
+          <w:rFonts w:ascii="Calibri" w:hAnsi="Calibri"/>
+          <w:b w:val="0"/>
+          <w:i w:val="0"/>
+          <w:color w:val="FFFFFF"/>
+          <w:sz w:val="18"/>
+        </w:rPr>
+        <w:t>Strategy</w:t>
+      </w:r>
+    </w:p>
+    <w:p>
+      <w:pPr>
+        <w:keepNext/>
+        <w:spacing w:before="0" w:after="0" w:lineRule="exact" w:line="40"/>
+      </w:pPr>
+    </w:p>
     <w:tbl>
       <w:tblPr>
         <w:jc w:val="center"/>
@@ -4469,6 +4538,12 @@
         </w:tc>
       </w:tr>
     </w:tbl>
+    <w:p>
+      <w:pPr>
+        <w:keepNext/>
+        <w:spacing w:before="0" w:after="0" w:lineRule="exact" w:line="120"/>
+      </w:pPr>
+    </w:p>
     <w:tbl>
       <w:tblPr>
         <w:tblLook w:firstColumn="1" w:firstRow="1" w:lastColumn="0" w:lastRow="0" w:noHBand="0" w:noVBand="1" w:val="04A0"/>
@@ -4490,6 +4565,9 @@
         <w:gridCol w:w="6790"/>
       </w:tblGrid>
       <w:tr>
+        <w:trPr>
+          <w:cantSplit/>
+        </w:trPr>
         <w:tc>
           <w:tcPr>
             <w:shd w:val="clear" w:color="auto" w:fill="F2F2F2"/>
@@ -4498,6 +4576,7 @@
           </w:tcPr>
           <w:p>
             <w:pPr>
+              <w:keepNext/>
               <w:spacing w:before="20" w:after="20"/>
               <w:jc w:val="left"/>
             </w:pPr>
@@ -4541,6 +4620,7 @@
           </w:tcPr>
           <w:p>
             <w:pPr>
+              <w:keepNext/>
               <w:spacing w:before="20" w:after="20"/>
               <w:jc w:val="center"/>
             </w:pPr>
@@ -4549,6 +4629,9 @@
         </w:tc>
       </w:tr>
       <w:tr>
+        <w:trPr>
+          <w:cantSplit/>
+        </w:trPr>
         <w:tc>
           <w:tcPr>
             <w:gridSpan w:val="2"/>
@@ -4557,6 +4640,7 @@
           </w:tcPr>
           <w:p>
             <w:pPr>
+              <w:keepNext/>
               <w:spacing w:before="40" w:after="40"/>
               <w:jc w:val="left"/>
             </w:pPr>
@@ -4594,6 +4678,7 @@
           </w:p>
           <w:p>
             <w:pPr>
+              <w:keepNext/>
               <w:spacing w:before="20" w:after="40"/>
               <w:jc w:val="both"/>
             </w:pPr>
@@ -4631,6 +4716,9 @@
         </w:tc>
       </w:tr>
       <w:tr>
+        <w:trPr>
+          <w:cantSplit/>
+        </w:trPr>
         <w:tc>
           <w:tcPr>
             <w:shd w:val="clear" w:color="auto" w:fill="F2F2F2"/>
@@ -4639,6 +4727,7 @@
           </w:tcPr>
           <w:p>
             <w:pPr>
+              <w:keepNext/>
               <w:spacing w:before="20" w:after="20"/>
               <w:jc w:val="left"/>
             </w:pPr>
@@ -4682,6 +4771,7 @@
           </w:tcPr>
           <w:p>
             <w:pPr>
+              <w:keepNext/>
               <w:spacing w:before="20" w:after="20"/>
               <w:jc w:val="center"/>
             </w:pPr>
@@ -4720,6 +4810,9 @@
         </w:tc>
       </w:tr>
       <w:tr>
+        <w:trPr>
+          <w:cantSplit/>
+        </w:trPr>
         <w:tc>
           <w:tcPr>
             <w:shd w:val="clear" w:color="auto" w:fill="F2F2F2"/>
@@ -4728,6 +4821,7 @@
           </w:tcPr>
           <w:p>
             <w:pPr>
+              <w:keepNext/>
               <w:spacing w:before="20" w:after="20"/>
               <w:jc w:val="left"/>
             </w:pPr>
@@ -4771,6 +4865,7 @@
           </w:tcPr>
           <w:p>
             <w:pPr>
+              <w:keepNext/>
               <w:spacing w:before="20" w:after="20"/>
               <w:jc w:val="center"/>
             </w:pPr>
@@ -4779,6 +4874,9 @@
         </w:tc>
       </w:tr>
       <w:tr>
+        <w:trPr>
+          <w:cantSplit/>
+        </w:trPr>
         <w:tc>
           <w:tcPr>
             <w:shd w:val="clear" w:color="auto" w:fill="F2F2F2"/>
@@ -4838,72 +4936,62 @@
         </w:tc>
       </w:tr>
     </w:tbl>
-    <w:tbl>
-      <w:tblPr>
-        <w:tblLook w:firstColumn="1" w:firstRow="1" w:lastColumn="0" w:lastRow="0" w:noHBand="0" w:noVBand="1" w:val="04A0"/>
-        <w:tblLayout w:type="fixed"/>
-        <w:tblW w:type="dxa" w:w="10466"/>
-        <w:tblInd w:type="dxa" w:w="0"/>
+    <w:p>
+      <w:pPr>
+        <w:keepNext/>
+        <w:spacing w:before="0" w:after="0" w:lineRule="exact" w:line="240"/>
+      </w:pPr>
+    </w:p>
+    <w:p>
+      <w:pPr>
+        <w:spacing w:before="0" w:after="0"/>
         <w:jc w:val="center"/>
-        <w:tblBorders>
-          <w:top w:val="single" w:sz="4" w:space="0" w:color="2B547E"/>
-          <w:left w:val="single" w:sz="4" w:space="0" w:color="2B547E"/>
-          <w:bottom w:val="single" w:sz="4" w:space="0" w:color="2B547E"/>
-          <w:right w:val="single" w:sz="4" w:space="0" w:color="2B547E"/>
-          <w:insideH w:val="single" w:sz="4" w:space="0" w:color="2B547E"/>
-          <w:insideV w:val="single" w:sz="4" w:space="0" w:color="2B547E"/>
-        </w:tblBorders>
-      </w:tblPr>
-      <w:tblGrid>
-        <w:gridCol w:w="10466"/>
-      </w:tblGrid>
-      <w:tr>
-        <w:tc>
-          <w:tcPr>
-            <w:shd w:val="clear" w:color="auto" w:fill="2B547E"/>
-            <w:vAlign w:val="center"/>
-            <w:tcW w:type="dxa" w:w="10466"/>
-          </w:tcPr>
-          <w:p>
-            <w:pPr>
-              <w:spacing w:before="20" w:after="20"/>
-              <w:jc w:val="center"/>
-            </w:pPr>
-            <w:r/>
-            <w:r>
-              <w:rPr>
-                <w:rFonts w:ascii="Calibri" w:hAnsi="Calibri"/>
-                <w:b/>
-                <w:i w:val="0"/>
-                <w:color w:val="FFFFFF"/>
-                <w:sz w:val="22"/>
-              </w:rPr>
-              <w:t>5 Одобрување</w:t>
-            </w:r>
-            <w:r>
-              <w:rPr>
-                <w:rFonts w:ascii="Calibri" w:hAnsi="Calibri"/>
-                <w:b w:val="0"/>
-                <w:i w:val="0"/>
-                <w:color w:val="FFFFFF"/>
-                <w:sz w:val="18"/>
-              </w:rPr>
-              <w:t xml:space="preserve"> | </w:t>
-            </w:r>
-            <w:r>
-              <w:rPr>
-                <w:rFonts w:ascii="Calibri" w:hAnsi="Calibri"/>
-                <w:b w:val="0"/>
-                <w:i w:val="0"/>
-                <w:color w:val="FFFFFF"/>
-                <w:sz w:val="18"/>
-              </w:rPr>
-              <w:t>Approval</w:t>
-            </w:r>
-          </w:p>
-        </w:tc>
-      </w:tr>
-    </w:tbl>
+        <w:keepNext/>
+        <w:pBdr>
+          <w:top w:val="single" w:sz="4" w:space="2" w:color="2B547E"/>
+          <w:left w:val="single" w:sz="4" w:space="4" w:color="2B547E"/>
+          <w:bottom w:val="single" w:sz="4" w:space="2" w:color="2B547E"/>
+          <w:right w:val="single" w:sz="4" w:space="4" w:color="2B547E"/>
+        </w:pBdr>
+        <w:shd w:val="clear" w:color="auto" w:fill="2B547E"/>
+      </w:pPr>
+      <w:r>
+        <w:rPr>
+          <w:rFonts w:ascii="Calibri" w:hAnsi="Calibri"/>
+          <w:b/>
+          <w:i w:val="0"/>
+          <w:color w:val="FFFFFF"/>
+          <w:sz w:val="22"/>
+        </w:rPr>
+        <w:t>5 Одобрување</w:t>
+      </w:r>
+      <w:r>
+        <w:rPr>
+          <w:rFonts w:ascii="Calibri" w:hAnsi="Calibri"/>
+          <w:b w:val="0"/>
+          <w:i w:val="0"/>
+          <w:color w:val="FFFFFF"/>
+          <w:sz w:val="18"/>
+        </w:rPr>
+        <w:t xml:space="preserve"> | </w:t>
+      </w:r>
+      <w:r>
+        <w:rPr>
+          <w:rFonts w:ascii="Calibri" w:hAnsi="Calibri"/>
+          <w:b w:val="0"/>
+          <w:i w:val="0"/>
+          <w:color w:val="FFFFFF"/>
+          <w:sz w:val="18"/>
+        </w:rPr>
+        <w:t>Approval</w:t>
+      </w:r>
+    </w:p>
+    <w:p>
+      <w:pPr>
+        <w:keepNext/>
+        <w:spacing w:before="0" w:after="0" w:lineRule="exact" w:line="40"/>
+      </w:pPr>
+    </w:p>
     <w:tbl>
       <w:tblPr>
         <w:tblLook w:firstColumn="1" w:firstRow="1" w:lastColumn="0" w:lastRow="0" w:noHBand="0" w:noVBand="1" w:val="04A0"/>
@@ -4929,6 +5017,7 @@
       <w:tr>
         <w:trPr>
           <w:tblHeader w:val="true"/>
+          <w:cantSplit/>
         </w:trPr>
         <w:tc>
           <w:tcPr>
@@ -4938,6 +5027,7 @@
           </w:tcPr>
           <w:p>
             <w:pPr>
+              <w:keepNext/>
               <w:spacing w:before="20" w:after="20"/>
               <w:jc w:val="center"/>
             </w:pPr>
@@ -4982,6 +5072,7 @@
           </w:tcPr>
           <w:p>
             <w:pPr>
+              <w:keepNext/>
               <w:spacing w:before="20" w:after="20"/>
               <w:jc w:val="center"/>
             </w:pPr>
@@ -5026,6 +5117,7 @@
           </w:tcPr>
           <w:p>
             <w:pPr>
+              <w:keepNext/>
               <w:spacing w:before="20" w:after="20"/>
               <w:jc w:val="center"/>
             </w:pPr>
@@ -5070,6 +5162,7 @@
           </w:tcPr>
           <w:p>
             <w:pPr>
+              <w:keepNext/>
               <w:spacing w:before="20" w:after="20"/>
               <w:jc w:val="center"/>
             </w:pPr>
@@ -5108,6 +5201,9 @@
         </w:tc>
       </w:tr>
       <w:tr>
+        <w:trPr>
+          <w:cantSplit/>
+        </w:trPr>
         <w:tc>
           <w:tcPr>
             <w:shd w:val="clear" w:color="auto" w:fill="F2F2F2"/>
@@ -5116,6 +5212,7 @@
           </w:tcPr>
           <w:p>
             <w:pPr>
+              <w:keepNext/>
               <w:spacing w:before="20" w:after="20"/>
               <w:jc w:val="center"/>
             </w:pPr>
@@ -5159,6 +5256,7 @@
           </w:tcPr>
           <w:p>
             <w:pPr>
+              <w:keepNext/>
               <w:spacing w:before="20" w:after="20"/>
               <w:jc w:val="center"/>
             </w:pPr>
@@ -5172,6 +5270,7 @@
           </w:tcPr>
           <w:p>
             <w:pPr>
+              <w:keepNext/>
               <w:spacing w:before="20" w:after="20"/>
               <w:jc w:val="center"/>
             </w:pPr>
@@ -5185,6 +5284,7 @@
           </w:tcPr>
           <w:p>
             <w:pPr>
+              <w:keepNext/>
               <w:spacing w:before="20" w:after="20"/>
               <w:jc w:val="center"/>
             </w:pPr>
@@ -5193,6 +5293,9 @@
         </w:tc>
       </w:tr>
       <w:tr>
+        <w:trPr>
+          <w:cantSplit/>
+        </w:trPr>
         <w:tc>
           <w:tcPr>
             <w:shd w:val="clear" w:color="auto" w:fill="F2F2F2"/>
@@ -5201,6 +5304,7 @@
           </w:tcPr>
           <w:p>
             <w:pPr>
+              <w:keepNext/>
               <w:spacing w:before="20" w:after="20"/>
               <w:jc w:val="center"/>
             </w:pPr>
@@ -5245,6 +5349,7 @@
           </w:tcPr>
           <w:p>
             <w:pPr>
+              <w:keepNext/>
               <w:spacing w:before="20" w:after="20"/>
               <w:jc w:val="center"/>
             </w:pPr>
@@ -5259,6 +5364,7 @@
           </w:tcPr>
           <w:p>
             <w:pPr>
+              <w:keepNext/>
               <w:spacing w:before="20" w:after="20"/>
               <w:jc w:val="center"/>
             </w:pPr>
@@ -5273,6 +5379,7 @@
           </w:tcPr>
           <w:p>
             <w:pPr>
+              <w:keepNext/>
               <w:spacing w:before="20" w:after="20"/>
               <w:jc w:val="center"/>
             </w:pPr>
@@ -5281,6 +5388,9 @@
         </w:tc>
       </w:tr>
       <w:tr>
+        <w:trPr>
+          <w:cantSplit/>
+        </w:trPr>
         <w:tc>
           <w:tcPr>
             <w:shd w:val="clear" w:color="auto" w:fill="F2F2F2"/>

--- a/deliverables/inland_transport_2026-10/docx/QASOP_0XX_A01.docx
+++ b/deliverables/inland_transport_2026-10/docx/QASOP_0XX_A01.docx
@@ -737,9 +737,9 @@
       </w:tblPr>
       <w:tblGrid>
         <w:gridCol w:w="3288"/>
-        <w:gridCol w:w="2806"/>
-        <w:gridCol w:w="1564"/>
-        <w:gridCol w:w="2806"/>
+        <w:gridCol w:w="1944"/>
+        <w:gridCol w:w="3288"/>
+        <w:gridCol w:w="1944"/>
       </w:tblGrid>
       <w:tr>
         <w:trPr>
@@ -793,7 +793,7 @@
         <w:tc>
           <w:tcPr>
             <w:vAlign w:val="center"/>
-            <w:tcW w:type="pct" w:w="1340"/>
+            <w:tcW w:type="pct" w:w="929"/>
           </w:tcPr>
           <w:p>
             <w:pPr>
@@ -808,7 +808,7 @@
           <w:tcPr>
             <w:shd w:val="clear" w:color="auto" w:fill="F2F2F2"/>
             <w:vAlign w:val="center"/>
-            <w:tcW w:type="pct" w:w="747"/>
+            <w:tcW w:type="pct" w:w="1570"/>
           </w:tcPr>
           <w:p>
             <w:pPr>
@@ -825,7 +825,7 @@
                 <w:color w:val="000000"/>
                 <w:sz w:val="20"/>
               </w:rPr>
-              <w:t>Превозник</w:t>
+              <w:t>Возило (регистарски број, тип)</w:t>
             </w:r>
             <w:r>
               <w:rPr>
@@ -845,14 +845,14 @@
                 <w:color w:val="000000"/>
                 <w:sz w:val="16"/>
               </w:rPr>
-              <w:t>Carrier</w:t>
-            </w:r>
-          </w:p>
-        </w:tc>
-        <w:tc>
-          <w:tcPr>
-            <w:vAlign w:val="center"/>
-            <w:tcW w:type="pct" w:w="1340"/>
+              <w:t>Vehicle (registration, type)</w:t>
+            </w:r>
+          </w:p>
+        </w:tc>
+        <w:tc>
+          <w:tcPr>
+            <w:vAlign w:val="center"/>
+            <w:tcW w:type="pct" w:w="929"/>
           </w:tcPr>
           <w:p>
             <w:pPr>
@@ -909,7 +909,7 @@
                 <w:color w:val="000000"/>
                 <w:sz w:val="20"/>
               </w:rPr>
-              <w:t>Возило / пакување (идентификација)</w:t>
+              <w:t>Контрола на температура</w:t>
             </w:r>
             <w:r>
               <w:rPr>
@@ -929,7 +929,7 @@
                 <w:color w:val="000000"/>
                 <w:sz w:val="16"/>
               </w:rPr>
-              <w:t>Vehicle / packaging (identification)</w:t>
+              <w:t>Temperature control</w:t>
             </w:r>
           </w:p>
         </w:tc>
@@ -944,6 +944,36 @@
               <w:jc w:val="center"/>
             </w:pPr>
             <w:r/>
+            <w:r>
+              <w:rPr>
+                <w:rFonts w:ascii="Calibri" w:hAnsi="Calibri"/>
+                <w:b w:val="0"/>
+                <w:i w:val="0"/>
+                <w:color w:val="000000"/>
+                <w:sz w:val="20"/>
+              </w:rPr>
+              <w:t>☐ Активна</w:t>
+            </w:r>
+            <w:r>
+              <w:rPr>
+                <w:rFonts w:ascii="Calibri" w:hAnsi="Calibri"/>
+                <w:b w:val="0"/>
+                <w:i w:val="0"/>
+                <w:color w:val="000000"/>
+                <w:sz w:val="16"/>
+              </w:rPr>
+              <w:t xml:space="preserve"> | </w:t>
+            </w:r>
+            <w:r>
+              <w:rPr>
+                <w:rFonts w:ascii="Calibri" w:hAnsi="Calibri"/>
+                <w:b w:val="0"/>
+                <w:i/>
+                <w:color w:val="000000"/>
+                <w:sz w:val="16"/>
+              </w:rPr>
+              <w:t>Active   ☐ Пасивна (термо-ќебе) | Passive (thermal blanket)</w:t>
+            </w:r>
           </w:p>
         </w:tc>
       </w:tr>
@@ -1347,7 +1377,7 @@
                 <w:color w:val="000000"/>
                 <w:sz w:val="20"/>
               </w:rPr>
-              <w:t>Максимален товар (kg / број на кутии)</w:t>
+              <w:t>Максимален товар: палети G / M</w:t>
             </w:r>
             <w:r>
               <w:rPr>
@@ -1367,7 +1397,7 @@
                 <w:color w:val="000000"/>
                 <w:sz w:val="16"/>
               </w:rPr>
-              <w:t>Maximum load (kg / boxes)</w:t>
+              <w:t>Maximum load: pallets L / S</w:t>
             </w:r>
           </w:p>
         </w:tc>
@@ -1406,7 +1436,7 @@
                 <w:color w:val="000000"/>
                 <w:sz w:val="20"/>
               </w:rPr>
-              <w:t>Термичка маса на симулираниот товар</w:t>
+              <w:t>Картони / кеси / маса (kg)</w:t>
             </w:r>
             <w:r>
               <w:rPr>
@@ -1426,7 +1456,153 @@
                 <w:color w:val="000000"/>
                 <w:sz w:val="16"/>
               </w:rPr>
-              <w:t>Thermal mass of the simulated load</w:t>
+              <w:t>Cartons / bags / mass (kg)</w:t>
+            </w:r>
+          </w:p>
+        </w:tc>
+        <w:tc>
+          <w:tcPr>
+            <w:vAlign w:val="center"/>
+            <w:tcW w:type="pct" w:w="929"/>
+          </w:tcPr>
+          <w:p>
+            <w:pPr>
+              <w:keepNext/>
+              <w:spacing w:before="20" w:after="20"/>
+              <w:jc w:val="center"/>
+            </w:pPr>
+            <w:r/>
+          </w:p>
+        </w:tc>
+      </w:tr>
+    </w:tbl>
+    <w:tbl>
+      <w:tblPr>
+        <w:jc w:val="center"/>
+        <w:tblLook w:firstColumn="1" w:firstRow="1" w:lastColumn="0" w:lastRow="0" w:noHBand="0" w:noVBand="1" w:val="04A0"/>
+        <w:tblLayout w:type="fixed"/>
+        <w:tblW w:type="pct" w:w="5000"/>
+        <w:tblInd w:type="dxa" w:w="0"/>
+        <w:tblBorders>
+          <w:top w:val="single" w:sz="4" w:space="0" w:color="2B547E"/>
+          <w:left w:val="single" w:sz="4" w:space="0" w:color="2B547E"/>
+          <w:bottom w:val="single" w:sz="4" w:space="0" w:color="2B547E"/>
+          <w:right w:val="single" w:sz="4" w:space="0" w:color="2B547E"/>
+          <w:insideH w:val="single" w:sz="4" w:space="0" w:color="2B547E"/>
+          <w:insideV w:val="single" w:sz="4" w:space="0" w:color="2B547E"/>
+        </w:tblBorders>
+      </w:tblPr>
+      <w:tblGrid>
+        <w:gridCol w:w="3288"/>
+        <w:gridCol w:w="1944"/>
+        <w:gridCol w:w="3288"/>
+        <w:gridCol w:w="1944"/>
+      </w:tblGrid>
+      <w:tr>
+        <w:trPr>
+          <w:cantSplit/>
+        </w:trPr>
+        <w:tc>
+          <w:tcPr>
+            <w:shd w:val="clear" w:color="auto" w:fill="F2F2F2"/>
+            <w:vAlign w:val="center"/>
+            <w:tcW w:type="pct" w:w="1570"/>
+          </w:tcPr>
+          <w:p>
+            <w:pPr>
+              <w:keepNext/>
+              <w:spacing w:before="20" w:after="20"/>
+              <w:jc w:val="left"/>
+            </w:pPr>
+            <w:r/>
+            <w:r>
+              <w:rPr>
+                <w:rFonts w:ascii="Calibri" w:hAnsi="Calibri"/>
+                <w:b/>
+                <w:i w:val="0"/>
+                <w:color w:val="000000"/>
+                <w:sz w:val="20"/>
+              </w:rPr>
+              <w:t>Симулиран товар (кеси со иста маса и материјал)</w:t>
+            </w:r>
+            <w:r>
+              <w:rPr>
+                <w:rFonts w:ascii="Calibri" w:hAnsi="Calibri"/>
+                <w:b w:val="0"/>
+                <w:i w:val="0"/>
+                <w:color w:val="000000"/>
+                <w:sz w:val="16"/>
+              </w:rPr>
+              <w:t xml:space="preserve"> | </w:t>
+            </w:r>
+            <w:r>
+              <w:rPr>
+                <w:rFonts w:ascii="Calibri" w:hAnsi="Calibri"/>
+                <w:b w:val="0"/>
+                <w:i w:val="0"/>
+                <w:color w:val="000000"/>
+                <w:sz w:val="16"/>
+              </w:rPr>
+              <w:t>Simulated load (bags of the same mass and material)</w:t>
+            </w:r>
+          </w:p>
+        </w:tc>
+        <w:tc>
+          <w:tcPr>
+            <w:vAlign w:val="center"/>
+            <w:tcW w:type="pct" w:w="929"/>
+          </w:tcPr>
+          <w:p>
+            <w:pPr>
+              <w:keepNext/>
+              <w:spacing w:before="20" w:after="20"/>
+              <w:jc w:val="center"/>
+            </w:pPr>
+            <w:r/>
+          </w:p>
+        </w:tc>
+        <w:tc>
+          <w:tcPr>
+            <w:shd w:val="clear" w:color="auto" w:fill="F2F2F2"/>
+            <w:vAlign w:val="center"/>
+            <w:tcW w:type="pct" w:w="1570"/>
+          </w:tcPr>
+          <w:p>
+            <w:pPr>
+              <w:keepNext/>
+              <w:spacing w:before="20" w:after="20"/>
+              <w:jc w:val="left"/>
+            </w:pPr>
+            <w:r/>
+            <w:r>
+              <w:rPr>
+                <w:rFonts w:ascii="Calibri" w:hAnsi="Calibri"/>
+                <w:b/>
+                <w:i w:val="0"/>
+                <w:color w:val="000000"/>
+                <w:sz w:val="20"/>
+              </w:rPr>
+              <w:t>Логери: USB (10) / за еднократна употреба (број)</w:t>
+            </w:r>
+            <w:r>
+              <w:rPr>
+                <w:rFonts w:ascii="Calibri" w:hAnsi="Calibri"/>
+                <w:b w:val="0"/>
+                <w:i w:val="0"/>
+                <w:color w:val="000000"/>
+                <w:sz w:val="16"/>
+              </w:rPr>
+              <w:t xml:space="preserve"> | </w:t>
+            </w:r>
+            <w:r>
+              <w:rPr>
+                <w:rFonts w:ascii="Calibri" w:hAnsi="Calibri"/>
+                <w:b w:val="0"/>
+                <w:i w:val="0"/>
+                <w:color w:val="000000"/>
+                <w:sz w:val="16"/>
+              </w:rPr>
+              <w:t>Loggers: USB (10) / single-use (number)</w:t>
             </w:r>
           </w:p>
         </w:tc>
@@ -2169,7 +2345,7 @@
                 <w:color w:val="000000"/>
                 <w:sz w:val="18"/>
               </w:rPr>
-              <w:t>Дефект на климатизацијата</w:t>
+              <w:t>Дефект на контролата на температура (ако постои)</w:t>
             </w:r>
             <w:r>
               <w:rPr>
@@ -2189,7 +2365,7 @@
                 <w:color w:val="000000"/>
                 <w:sz w:val="14"/>
               </w:rPr>
-              <w:t>Climate-control failure</w:t>
+              <w:t>Temperature-control failure (if fitted)</w:t>
             </w:r>
           </w:p>
         </w:tc>
@@ -2388,7 +2564,7 @@
                 <w:color w:val="000000"/>
                 <w:sz w:val="18"/>
               </w:rPr>
-              <w:t>Нерамномерна распределба во товарниот простор</w:t>
+              <w:t>Пасивната заштита не е доволна за времетраењето</w:t>
             </w:r>
             <w:r>
               <w:rPr>
@@ -2408,7 +2584,7 @@
                 <w:color w:val="000000"/>
                 <w:sz w:val="14"/>
               </w:rPr>
-              <w:t>Uneven distribution in the load space</w:t>
+              <w:t>Passive protection insufficient for the duration</w:t>
             </w:r>
           </w:p>
         </w:tc>
@@ -2433,7 +2609,7 @@
                 <w:color w:val="000000"/>
                 <w:sz w:val="18"/>
               </w:rPr>
-              <w:t>локална екскурзија</w:t>
+              <w:t>загревање / ладење на палетите</w:t>
             </w:r>
             <w:r>
               <w:rPr>
@@ -2453,7 +2629,7 @@
                 <w:color w:val="000000"/>
                 <w:sz w:val="14"/>
               </w:rPr>
-              <w:t>local excursion</w:t>
+              <w:t>pallets warm / cool</w:t>
             </w:r>
           </w:p>
         </w:tc>
@@ -2538,7 +2714,7 @@
                 <w:color w:val="000000"/>
                 <w:sz w:val="18"/>
               </w:rPr>
-              <w:t>OQ мапирање 9+ точки</w:t>
+              <w:t>сезонско мапирање со товар ≥ 125 % времетраење</w:t>
             </w:r>
             <w:r>
               <w:rPr>
@@ -2558,7 +2734,7 @@
                 <w:color w:val="000000"/>
                 <w:sz w:val="14"/>
               </w:rPr>
-              <w:t>OQ mapping 9+ points</w:t>
+              <w:t>seasonal loaded mapping ≥ 125 % duration</w:t>
             </w:r>
           </w:p>
         </w:tc>
@@ -2610,7 +2786,7 @@
                 <w:color w:val="000000"/>
                 <w:sz w:val="18"/>
               </w:rPr>
-              <w:t>Отворање на вратата при прием/предавање</w:t>
+              <w:t>Нерамномерна распределба во товарниот простор</w:t>
             </w:r>
             <w:r>
               <w:rPr>
@@ -2630,7 +2806,7 @@
                 <w:color w:val="000000"/>
                 <w:sz w:val="14"/>
               </w:rPr>
-              <w:t>Door opening at receipt/hand-over</w:t>
+              <w:t>Uneven distribution in the load space</w:t>
             </w:r>
           </w:p>
         </w:tc>
@@ -2653,7 +2829,7 @@
                 <w:color w:val="000000"/>
                 <w:sz w:val="18"/>
               </w:rPr>
-              <w:t>краток пик</w:t>
+              <w:t>локална екскурзија</w:t>
             </w:r>
             <w:r>
               <w:rPr>
@@ -2673,7 +2849,7 @@
                 <w:color w:val="000000"/>
                 <w:sz w:val="14"/>
               </w:rPr>
-              <w:t>short peak</w:t>
+              <w:t>local excursion</w:t>
             </w:r>
           </w:p>
         </w:tc>
@@ -2748,7 +2924,7 @@
                 <w:color w:val="000000"/>
                 <w:sz w:val="18"/>
               </w:rPr>
-              <w:t>OQ тест врата 2 × 5 мин</w:t>
+              <w:t>OQ мапирање P1–P9 + 2 логери по палета</w:t>
             </w:r>
             <w:r>
               <w:rPr>
@@ -2768,7 +2944,7 @@
                 <w:color w:val="000000"/>
                 <w:sz w:val="14"/>
               </w:rPr>
-              <w:t>OQ door test 2 × 5 min</w:t>
+              <w:t>OQ mapping P1–P9 + 2 loggers per pallet</w:t>
             </w:r>
           </w:p>
         </w:tc>
@@ -2821,7 +2997,7 @@
                 <w:color w:val="000000"/>
                 <w:sz w:val="18"/>
               </w:rPr>
-              <w:t>Летен екстрем</w:t>
+              <w:t>Отворање на вратата при предавање/прием</w:t>
             </w:r>
             <w:r>
               <w:rPr>
@@ -2841,7 +3017,7 @@
                 <w:color w:val="000000"/>
                 <w:sz w:val="14"/>
               </w:rPr>
-              <w:t>Summer extreme</w:t>
+              <w:t>Door opening at hand-over/receipt</w:t>
             </w:r>
           </w:p>
         </w:tc>
@@ -2865,7 +3041,7 @@
                 <w:color w:val="000000"/>
                 <w:sz w:val="18"/>
               </w:rPr>
-              <w:t>прегревање</w:t>
+              <w:t>краток пик</w:t>
             </w:r>
             <w:r>
               <w:rPr>
@@ -2885,7 +3061,7 @@
                 <w:color w:val="000000"/>
                 <w:sz w:val="14"/>
               </w:rPr>
-              <w:t>overheating</w:t>
+              <w:t>short peak</w:t>
             </w:r>
           </w:p>
         </w:tc>
@@ -2965,7 +3141,7 @@
                 <w:color w:val="000000"/>
                 <w:sz w:val="18"/>
               </w:rPr>
-              <w:t>летно мапирање и летна PQ</w:t>
+              <w:t>OQ тест врата 2 × 5 мин (P3, P4, P7, P8)</w:t>
             </w:r>
             <w:r>
               <w:rPr>
@@ -2985,7 +3161,7 @@
                 <w:color w:val="000000"/>
                 <w:sz w:val="14"/>
               </w:rPr>
-              <w:t>summer mapping and summer PQ</w:t>
+              <w:t>OQ door test 2 × 5 min (P3, P4, P7, P8)</w:t>
             </w:r>
           </w:p>
         </w:tc>
@@ -3037,7 +3213,7 @@
                 <w:color w:val="000000"/>
                 <w:sz w:val="18"/>
               </w:rPr>
-              <w:t>Зимски екстрем</w:t>
+              <w:t>Летен екстрем</w:t>
             </w:r>
             <w:r>
               <w:rPr>
@@ -3057,7 +3233,7 @@
                 <w:color w:val="000000"/>
                 <w:sz w:val="14"/>
               </w:rPr>
-              <w:t>Winter extreme</w:t>
+              <w:t>Summer extreme</w:t>
             </w:r>
           </w:p>
         </w:tc>
@@ -3080,7 +3256,7 @@
                 <w:color w:val="000000"/>
                 <w:sz w:val="18"/>
               </w:rPr>
-              <w:t>поладување / кондензација</w:t>
+              <w:t>прегревање</w:t>
             </w:r>
             <w:r>
               <w:rPr>
@@ -3100,7 +3276,7 @@
                 <w:color w:val="000000"/>
                 <w:sz w:val="14"/>
               </w:rPr>
-              <w:t>undercooling / condensation</w:t>
+              <w:t>overheating</w:t>
             </w:r>
           </w:p>
         </w:tc>
@@ -3175,7 +3351,7 @@
                 <w:color w:val="000000"/>
                 <w:sz w:val="18"/>
               </w:rPr>
-              <w:t>зимско мапирање</w:t>
+              <w:t>летно мапирање и летна PQ</w:t>
             </w:r>
             <w:r>
               <w:rPr>
@@ -3195,7 +3371,7 @@
                 <w:color w:val="000000"/>
                 <w:sz w:val="14"/>
               </w:rPr>
-              <w:t>winter mapping</w:t>
+              <w:t>summer mapping and summer PQ</w:t>
             </w:r>
           </w:p>
         </w:tc>
@@ -3248,7 +3424,7 @@
                 <w:color w:val="000000"/>
                 <w:sz w:val="18"/>
               </w:rPr>
-              <w:t>Сообраќаен застој</w:t>
+              <w:t>Зимски екстрем</w:t>
             </w:r>
             <w:r>
               <w:rPr>
@@ -3268,7 +3444,7 @@
                 <w:color w:val="000000"/>
                 <w:sz w:val="14"/>
               </w:rPr>
-              <w:t>Traffic delay</w:t>
+              <w:t>Winter extreme</w:t>
             </w:r>
           </w:p>
         </w:tc>
@@ -3292,7 +3468,7 @@
                 <w:color w:val="000000"/>
                 <w:sz w:val="18"/>
               </w:rPr>
-              <w:t>подолго време надвор</w:t>
+              <w:t>поладување / кондензација</w:t>
             </w:r>
             <w:r>
               <w:rPr>
@@ -3312,7 +3488,7 @@
                 <w:color w:val="000000"/>
                 <w:sz w:val="14"/>
               </w:rPr>
-              <w:t>longer exposure</w:t>
+              <w:t>undercooling / condensation</w:t>
             </w:r>
           </w:p>
         </w:tc>
@@ -3392,7 +3568,7 @@
                 <w:color w:val="000000"/>
                 <w:sz w:val="18"/>
               </w:rPr>
-              <w:t>OQ ≥ 125 % од максималното времетраење</w:t>
+              <w:t>зимско мапирање</w:t>
             </w:r>
             <w:r>
               <w:rPr>
@@ -3412,7 +3588,7 @@
                 <w:color w:val="000000"/>
                 <w:sz w:val="14"/>
               </w:rPr>
-              <w:t>OQ ≥ 125 % of maximum duration</w:t>
+              <w:t>winter mapping</w:t>
             </w:r>
           </w:p>
         </w:tc>
@@ -3464,7 +3640,7 @@
                 <w:color w:val="000000"/>
                 <w:sz w:val="18"/>
               </w:rPr>
-              <w:t>Неправилна позиција на логерот</w:t>
+              <w:t>Застој или чекање на придружувањето</w:t>
             </w:r>
             <w:r>
               <w:rPr>
@@ -3484,7 +3660,7 @@
                 <w:color w:val="000000"/>
                 <w:sz w:val="14"/>
               </w:rPr>
-              <w:t>Wrong logger position</w:t>
+              <w:t>Traffic delay or waiting for the escort</w:t>
             </w:r>
           </w:p>
         </w:tc>
@@ -3507,7 +3683,7 @@
                 <w:color w:val="000000"/>
                 <w:sz w:val="18"/>
               </w:rPr>
-              <w:t>неоткриена екскурзија</w:t>
+              <w:t>подолго време надвор</w:t>
             </w:r>
             <w:r>
               <w:rPr>
@@ -3527,7 +3703,7 @@
                 <w:color w:val="000000"/>
                 <w:sz w:val="14"/>
               </w:rPr>
-              <w:t>undetected excursion</w:t>
+              <w:t>longer exposure</w:t>
             </w:r>
           </w:p>
         </w:tc>
@@ -3602,7 +3778,7 @@
                 <w:color w:val="000000"/>
                 <w:sz w:val="18"/>
               </w:rPr>
-              <w:t>позиција на жешка/студена точка од OQ</w:t>
+              <w:t>OQ ≥ 125 % од максималното времетраење</w:t>
             </w:r>
             <w:r>
               <w:rPr>
@@ -3622,7 +3798,7 @@
                 <w:color w:val="000000"/>
                 <w:sz w:val="14"/>
               </w:rPr>
-              <w:t>hot/cold spot position from OQ</w:t>
+              <w:t>OQ ≥ 125 % of maximum duration</w:t>
             </w:r>
           </w:p>
         </w:tc>
@@ -3675,7 +3851,7 @@
                 <w:color w:val="000000"/>
                 <w:sz w:val="18"/>
               </w:rPr>
-              <w:t>Дефект / некалибриран логер</w:t>
+              <w:t>Мала палета (помала термичка маса)</w:t>
             </w:r>
             <w:r>
               <w:rPr>
@@ -3695,7 +3871,7 @@
                 <w:color w:val="000000"/>
                 <w:sz w:val="14"/>
               </w:rPr>
-              <w:t>Logger failure / out of calibration</w:t>
+              <w:t>Small pallet (less thermal mass)</w:t>
             </w:r>
           </w:p>
         </w:tc>
@@ -3719,7 +3895,7 @@
                 <w:color w:val="000000"/>
                 <w:sz w:val="18"/>
               </w:rPr>
-              <w:t>загубени податоци</w:t>
+              <w:t>побрзо загревање</w:t>
             </w:r>
             <w:r>
               <w:rPr>
@@ -3739,7 +3915,7 @@
                 <w:color w:val="000000"/>
                 <w:sz w:val="14"/>
               </w:rPr>
-              <w:t>data lost</w:t>
+              <w:t>faster warming</w:t>
             </w:r>
           </w:p>
         </w:tc>
@@ -3819,7 +3995,7 @@
                 <w:color w:val="000000"/>
                 <w:sz w:val="18"/>
               </w:rPr>
-              <w:t>калибрација пред и после; резервен логер</w:t>
+              <w:t>мала палета во секој тест со товар</w:t>
             </w:r>
             <w:r>
               <w:rPr>
@@ -3839,7 +4015,7 @@
                 <w:color w:val="000000"/>
                 <w:sz w:val="14"/>
               </w:rPr>
-              <w:t>calibration before and after; backup logger</w:t>
+              <w:t>small pallet in every loaded test</w:t>
             </w:r>
           </w:p>
         </w:tc>
@@ -3891,7 +4067,7 @@
                 <w:color w:val="000000"/>
                 <w:sz w:val="18"/>
               </w:rPr>
-              <w:t>Влага во пакувањето</w:t>
+              <w:t>Палета до ѕидот / вратата</w:t>
             </w:r>
             <w:r>
               <w:rPr>
@@ -3911,7 +4087,7 @@
                 <w:color w:val="000000"/>
                 <w:sz w:val="14"/>
               </w:rPr>
-              <w:t>Moisture in packaging</w:t>
+              <w:t>Pallet against the wall / door</w:t>
             </w:r>
           </w:p>
         </w:tc>
@@ -3934,7 +4110,27 @@
                 <w:color w:val="000000"/>
                 <w:sz w:val="18"/>
               </w:rPr>
-              <w:t>RH &gt; 60 %</w:t>
+              <w:t>пренос на топлина</w:t>
+            </w:r>
+            <w:r>
+              <w:rPr>
+                <w:rFonts w:ascii="Calibri" w:hAnsi="Calibri"/>
+                <w:b w:val="0"/>
+                <w:i w:val="0"/>
+                <w:color w:val="000000"/>
+                <w:sz w:val="14"/>
+              </w:rPr>
+              <w:t xml:space="preserve"> | </w:t>
+            </w:r>
+            <w:r>
+              <w:rPr>
+                <w:rFonts w:ascii="Calibri" w:hAnsi="Calibri"/>
+                <w:b w:val="0"/>
+                <w:i/>
+                <w:color w:val="000000"/>
+                <w:sz w:val="14"/>
+              </w:rPr>
+              <w:t>heat transfer</w:t>
             </w:r>
           </w:p>
         </w:tc>
@@ -4009,7 +4205,7 @@
                 <w:color w:val="000000"/>
                 <w:sz w:val="18"/>
               </w:rPr>
-              <w:t>логер за RH, херметично пакување</w:t>
+              <w:t>распоред во TRA, растојание од ѕидовите</w:t>
             </w:r>
             <w:r>
               <w:rPr>
@@ -4029,7 +4225,7 @@
                 <w:color w:val="000000"/>
                 <w:sz w:val="14"/>
               </w:rPr>
-              <w:t>RH logger, airtight packaging</w:t>
+              <w:t>TRA arrangement, clearance from walls</w:t>
             </w:r>
           </w:p>
         </w:tc>
@@ -4059,6 +4255,840 @@
                 <w:sz w:val="18"/>
               </w:rPr>
               <w:t>10</w:t>
+            </w:r>
+          </w:p>
+        </w:tc>
+        <w:tc>
+          <w:tcPr>
+            <w:shd w:val="clear" w:color="auto" w:fill="F7FAFC"/>
+            <w:vAlign w:val="center"/>
+            <w:tcW w:type="dxa" w:w="2638"/>
+          </w:tcPr>
+          <w:p>
+            <w:pPr>
+              <w:spacing w:before="20" w:after="20"/>
+              <w:jc w:val="center"/>
+            </w:pPr>
+            <w:r/>
+            <w:r>
+              <w:rPr>
+                <w:rFonts w:ascii="Calibri" w:hAnsi="Calibri"/>
+                <w:b w:val="0"/>
+                <w:i w:val="0"/>
+                <w:color w:val="000000"/>
+                <w:sz w:val="18"/>
+              </w:rPr>
+              <w:t>Оштетено термо-ќебе / фолија</w:t>
+            </w:r>
+            <w:r>
+              <w:rPr>
+                <w:rFonts w:ascii="Calibri" w:hAnsi="Calibri"/>
+                <w:b w:val="0"/>
+                <w:i w:val="0"/>
+                <w:color w:val="000000"/>
+                <w:sz w:val="14"/>
+              </w:rPr>
+              <w:t xml:space="preserve"> | </w:t>
+            </w:r>
+            <w:r>
+              <w:rPr>
+                <w:rFonts w:ascii="Calibri" w:hAnsi="Calibri"/>
+                <w:b w:val="0"/>
+                <w:i/>
+                <w:color w:val="000000"/>
+                <w:sz w:val="14"/>
+              </w:rPr>
+              <w:t>Damaged thermal blanket / film</w:t>
+            </w:r>
+          </w:p>
+        </w:tc>
+        <w:tc>
+          <w:tcPr>
+            <w:shd w:val="clear" w:color="auto" w:fill="F7FAFC"/>
+            <w:vAlign w:val="center"/>
+            <w:tcW w:type="dxa" w:w="2638"/>
+          </w:tcPr>
+          <w:p>
+            <w:pPr>
+              <w:spacing w:before="20" w:after="20"/>
+              <w:jc w:val="center"/>
+            </w:pPr>
+            <w:r/>
+            <w:r>
+              <w:rPr>
+                <w:rFonts w:ascii="Calibri" w:hAnsi="Calibri"/>
+                <w:b w:val="0"/>
+                <w:i w:val="0"/>
+                <w:color w:val="000000"/>
+                <w:sz w:val="18"/>
+              </w:rPr>
+              <w:t>изгубена заштита</w:t>
+            </w:r>
+            <w:r>
+              <w:rPr>
+                <w:rFonts w:ascii="Calibri" w:hAnsi="Calibri"/>
+                <w:b w:val="0"/>
+                <w:i w:val="0"/>
+                <w:color w:val="000000"/>
+                <w:sz w:val="14"/>
+              </w:rPr>
+              <w:t xml:space="preserve"> | </w:t>
+            </w:r>
+            <w:r>
+              <w:rPr>
+                <w:rFonts w:ascii="Calibri" w:hAnsi="Calibri"/>
+                <w:b w:val="0"/>
+                <w:i/>
+                <w:color w:val="000000"/>
+                <w:sz w:val="14"/>
+              </w:rPr>
+              <w:t>protection lost</w:t>
+            </w:r>
+          </w:p>
+        </w:tc>
+        <w:tc>
+          <w:tcPr>
+            <w:shd w:val="clear" w:color="auto" w:fill="F7FAFC"/>
+            <w:vAlign w:val="center"/>
+            <w:tcW w:type="dxa" w:w="510"/>
+          </w:tcPr>
+          <w:p>
+            <w:pPr>
+              <w:spacing w:before="20" w:after="20"/>
+              <w:jc w:val="center"/>
+            </w:pPr>
+            <w:r/>
+          </w:p>
+        </w:tc>
+        <w:tc>
+          <w:tcPr>
+            <w:shd w:val="clear" w:color="auto" w:fill="F7FAFC"/>
+            <w:vAlign w:val="center"/>
+            <w:tcW w:type="dxa" w:w="510"/>
+          </w:tcPr>
+          <w:p>
+            <w:pPr>
+              <w:spacing w:before="20" w:after="20"/>
+              <w:jc w:val="center"/>
+            </w:pPr>
+            <w:r/>
+          </w:p>
+        </w:tc>
+        <w:tc>
+          <w:tcPr>
+            <w:shd w:val="clear" w:color="auto" w:fill="F7FAFC"/>
+            <w:vAlign w:val="center"/>
+            <w:tcW w:type="dxa" w:w="510"/>
+          </w:tcPr>
+          <w:p>
+            <w:pPr>
+              <w:spacing w:before="20" w:after="20"/>
+              <w:jc w:val="center"/>
+            </w:pPr>
+            <w:r/>
+          </w:p>
+        </w:tc>
+        <w:tc>
+          <w:tcPr>
+            <w:shd w:val="clear" w:color="auto" w:fill="F7FAFC"/>
+            <w:vAlign w:val="center"/>
+            <w:tcW w:type="dxa" w:w="510"/>
+          </w:tcPr>
+          <w:p>
+            <w:pPr>
+              <w:spacing w:before="20" w:after="20"/>
+              <w:jc w:val="center"/>
+            </w:pPr>
+            <w:r/>
+          </w:p>
+        </w:tc>
+        <w:tc>
+          <w:tcPr>
+            <w:shd w:val="clear" w:color="auto" w:fill="F7FAFC"/>
+            <w:vAlign w:val="center"/>
+            <w:tcW w:type="dxa" w:w="2638"/>
+          </w:tcPr>
+          <w:p>
+            <w:pPr>
+              <w:spacing w:before="20" w:after="20"/>
+              <w:jc w:val="center"/>
+            </w:pPr>
+            <w:r/>
+            <w:r>
+              <w:rPr>
+                <w:rFonts w:ascii="Calibri" w:hAnsi="Calibri"/>
+                <w:b w:val="0"/>
+                <w:i w:val="0"/>
+                <w:color w:val="000000"/>
+                <w:sz w:val="18"/>
+              </w:rPr>
+              <w:t>проверка пред отпрема, A05</w:t>
+            </w:r>
+            <w:r>
+              <w:rPr>
+                <w:rFonts w:ascii="Calibri" w:hAnsi="Calibri"/>
+                <w:b w:val="0"/>
+                <w:i w:val="0"/>
+                <w:color w:val="000000"/>
+                <w:sz w:val="14"/>
+              </w:rPr>
+              <w:t xml:space="preserve"> | </w:t>
+            </w:r>
+            <w:r>
+              <w:rPr>
+                <w:rFonts w:ascii="Calibri" w:hAnsi="Calibri"/>
+                <w:b w:val="0"/>
+                <w:i/>
+                <w:color w:val="000000"/>
+                <w:sz w:val="14"/>
+              </w:rPr>
+              <w:t>pre-dispatch check, A05</w:t>
+            </w:r>
+          </w:p>
+        </w:tc>
+      </w:tr>
+      <w:tr>
+        <w:trPr>
+          <w:cantSplit/>
+        </w:trPr>
+        <w:tc>
+          <w:tcPr>
+            <w:shd w:val="clear" w:color="auto" w:fill="F2F2F2"/>
+            <w:vAlign w:val="center"/>
+            <w:tcW w:type="dxa" w:w="510"/>
+          </w:tcPr>
+          <w:p>
+            <w:pPr>
+              <w:spacing w:before="20" w:after="20"/>
+              <w:jc w:val="center"/>
+            </w:pPr>
+            <w:r/>
+            <w:r>
+              <w:rPr>
+                <w:rFonts w:ascii="Calibri" w:hAnsi="Calibri"/>
+                <w:b w:val="0"/>
+                <w:i w:val="0"/>
+                <w:color w:val="000000"/>
+                <w:sz w:val="18"/>
+              </w:rPr>
+              <w:t>11</w:t>
+            </w:r>
+          </w:p>
+        </w:tc>
+        <w:tc>
+          <w:tcPr>
+            <w:vAlign w:val="center"/>
+            <w:tcW w:type="dxa" w:w="2638"/>
+          </w:tcPr>
+          <w:p>
+            <w:pPr>
+              <w:spacing w:before="20" w:after="20"/>
+              <w:jc w:val="center"/>
+            </w:pPr>
+            <w:r/>
+            <w:r>
+              <w:rPr>
+                <w:rFonts w:ascii="Calibri" w:hAnsi="Calibri"/>
+                <w:b w:val="0"/>
+                <w:i w:val="0"/>
+                <w:color w:val="000000"/>
+                <w:sz w:val="18"/>
+              </w:rPr>
+              <w:t>Неправилна позиција на логерот</w:t>
+            </w:r>
+            <w:r>
+              <w:rPr>
+                <w:rFonts w:ascii="Calibri" w:hAnsi="Calibri"/>
+                <w:b w:val="0"/>
+                <w:i w:val="0"/>
+                <w:color w:val="000000"/>
+                <w:sz w:val="14"/>
+              </w:rPr>
+              <w:t xml:space="preserve"> | </w:t>
+            </w:r>
+            <w:r>
+              <w:rPr>
+                <w:rFonts w:ascii="Calibri" w:hAnsi="Calibri"/>
+                <w:b w:val="0"/>
+                <w:i/>
+                <w:color w:val="000000"/>
+                <w:sz w:val="14"/>
+              </w:rPr>
+              <w:t>Wrong logger position</w:t>
+            </w:r>
+          </w:p>
+        </w:tc>
+        <w:tc>
+          <w:tcPr>
+            <w:vAlign w:val="center"/>
+            <w:tcW w:type="dxa" w:w="2638"/>
+          </w:tcPr>
+          <w:p>
+            <w:pPr>
+              <w:spacing w:before="20" w:after="20"/>
+              <w:jc w:val="center"/>
+            </w:pPr>
+            <w:r/>
+            <w:r>
+              <w:rPr>
+                <w:rFonts w:ascii="Calibri" w:hAnsi="Calibri"/>
+                <w:b w:val="0"/>
+                <w:i w:val="0"/>
+                <w:color w:val="000000"/>
+                <w:sz w:val="18"/>
+              </w:rPr>
+              <w:t>неоткриена екскурзија</w:t>
+            </w:r>
+            <w:r>
+              <w:rPr>
+                <w:rFonts w:ascii="Calibri" w:hAnsi="Calibri"/>
+                <w:b w:val="0"/>
+                <w:i w:val="0"/>
+                <w:color w:val="000000"/>
+                <w:sz w:val="14"/>
+              </w:rPr>
+              <w:t xml:space="preserve"> | </w:t>
+            </w:r>
+            <w:r>
+              <w:rPr>
+                <w:rFonts w:ascii="Calibri" w:hAnsi="Calibri"/>
+                <w:b w:val="0"/>
+                <w:i/>
+                <w:color w:val="000000"/>
+                <w:sz w:val="14"/>
+              </w:rPr>
+              <w:t>undetected excursion</w:t>
+            </w:r>
+          </w:p>
+        </w:tc>
+        <w:tc>
+          <w:tcPr>
+            <w:vAlign w:val="center"/>
+            <w:tcW w:type="dxa" w:w="510"/>
+          </w:tcPr>
+          <w:p>
+            <w:pPr>
+              <w:spacing w:before="20" w:after="20"/>
+              <w:jc w:val="center"/>
+            </w:pPr>
+            <w:r/>
+          </w:p>
+        </w:tc>
+        <w:tc>
+          <w:tcPr>
+            <w:vAlign w:val="center"/>
+            <w:tcW w:type="dxa" w:w="510"/>
+          </w:tcPr>
+          <w:p>
+            <w:pPr>
+              <w:spacing w:before="20" w:after="20"/>
+              <w:jc w:val="center"/>
+            </w:pPr>
+            <w:r/>
+          </w:p>
+        </w:tc>
+        <w:tc>
+          <w:tcPr>
+            <w:vAlign w:val="center"/>
+            <w:tcW w:type="dxa" w:w="510"/>
+          </w:tcPr>
+          <w:p>
+            <w:pPr>
+              <w:spacing w:before="20" w:after="20"/>
+              <w:jc w:val="center"/>
+            </w:pPr>
+            <w:r/>
+          </w:p>
+        </w:tc>
+        <w:tc>
+          <w:tcPr>
+            <w:vAlign w:val="center"/>
+            <w:tcW w:type="dxa" w:w="510"/>
+          </w:tcPr>
+          <w:p>
+            <w:pPr>
+              <w:spacing w:before="20" w:after="20"/>
+              <w:jc w:val="center"/>
+            </w:pPr>
+            <w:r/>
+          </w:p>
+        </w:tc>
+        <w:tc>
+          <w:tcPr>
+            <w:vAlign w:val="center"/>
+            <w:tcW w:type="dxa" w:w="2638"/>
+          </w:tcPr>
+          <w:p>
+            <w:pPr>
+              <w:spacing w:before="20" w:after="20"/>
+              <w:jc w:val="center"/>
+            </w:pPr>
+            <w:r/>
+            <w:r>
+              <w:rPr>
+                <w:rFonts w:ascii="Calibri" w:hAnsi="Calibri"/>
+                <w:b w:val="0"/>
+                <w:i w:val="0"/>
+                <w:color w:val="000000"/>
+                <w:sz w:val="18"/>
+              </w:rPr>
+              <w:t>позиции Е1/Е2 и жешка точка од OQ</w:t>
+            </w:r>
+            <w:r>
+              <w:rPr>
+                <w:rFonts w:ascii="Calibri" w:hAnsi="Calibri"/>
+                <w:b w:val="0"/>
+                <w:i w:val="0"/>
+                <w:color w:val="000000"/>
+                <w:sz w:val="14"/>
+              </w:rPr>
+              <w:t xml:space="preserve"> | </w:t>
+            </w:r>
+            <w:r>
+              <w:rPr>
+                <w:rFonts w:ascii="Calibri" w:hAnsi="Calibri"/>
+                <w:b w:val="0"/>
+                <w:i/>
+                <w:color w:val="000000"/>
+                <w:sz w:val="14"/>
+              </w:rPr>
+              <w:t>E1/E2 positions and hot spot from OQ</w:t>
+            </w:r>
+          </w:p>
+        </w:tc>
+      </w:tr>
+      <w:tr>
+        <w:trPr>
+          <w:cantSplit/>
+        </w:trPr>
+        <w:tc>
+          <w:tcPr>
+            <w:shd w:val="clear" w:color="auto" w:fill="F2F2F2"/>
+            <w:vAlign w:val="center"/>
+            <w:tcW w:type="dxa" w:w="510"/>
+          </w:tcPr>
+          <w:p>
+            <w:pPr>
+              <w:spacing w:before="20" w:after="20"/>
+              <w:jc w:val="center"/>
+            </w:pPr>
+            <w:r/>
+            <w:r>
+              <w:rPr>
+                <w:rFonts w:ascii="Calibri" w:hAnsi="Calibri"/>
+                <w:b w:val="0"/>
+                <w:i w:val="0"/>
+                <w:color w:val="000000"/>
+                <w:sz w:val="18"/>
+              </w:rPr>
+              <w:t>12</w:t>
+            </w:r>
+          </w:p>
+        </w:tc>
+        <w:tc>
+          <w:tcPr>
+            <w:shd w:val="clear" w:color="auto" w:fill="F7FAFC"/>
+            <w:vAlign w:val="center"/>
+            <w:tcW w:type="dxa" w:w="2638"/>
+          </w:tcPr>
+          <w:p>
+            <w:pPr>
+              <w:spacing w:before="20" w:after="20"/>
+              <w:jc w:val="center"/>
+            </w:pPr>
+            <w:r/>
+            <w:r>
+              <w:rPr>
+                <w:rFonts w:ascii="Calibri" w:hAnsi="Calibri"/>
+                <w:b w:val="0"/>
+                <w:i w:val="0"/>
+                <w:color w:val="000000"/>
+                <w:sz w:val="18"/>
+              </w:rPr>
+              <w:t>Дефект / некалибриран логер</w:t>
+            </w:r>
+            <w:r>
+              <w:rPr>
+                <w:rFonts w:ascii="Calibri" w:hAnsi="Calibri"/>
+                <w:b w:val="0"/>
+                <w:i w:val="0"/>
+                <w:color w:val="000000"/>
+                <w:sz w:val="14"/>
+              </w:rPr>
+              <w:t xml:space="preserve"> | </w:t>
+            </w:r>
+            <w:r>
+              <w:rPr>
+                <w:rFonts w:ascii="Calibri" w:hAnsi="Calibri"/>
+                <w:b w:val="0"/>
+                <w:i/>
+                <w:color w:val="000000"/>
+                <w:sz w:val="14"/>
+              </w:rPr>
+              <w:t>Logger failure / out of calibration</w:t>
+            </w:r>
+          </w:p>
+        </w:tc>
+        <w:tc>
+          <w:tcPr>
+            <w:shd w:val="clear" w:color="auto" w:fill="F7FAFC"/>
+            <w:vAlign w:val="center"/>
+            <w:tcW w:type="dxa" w:w="2638"/>
+          </w:tcPr>
+          <w:p>
+            <w:pPr>
+              <w:spacing w:before="20" w:after="20"/>
+              <w:jc w:val="center"/>
+            </w:pPr>
+            <w:r/>
+            <w:r>
+              <w:rPr>
+                <w:rFonts w:ascii="Calibri" w:hAnsi="Calibri"/>
+                <w:b w:val="0"/>
+                <w:i w:val="0"/>
+                <w:color w:val="000000"/>
+                <w:sz w:val="18"/>
+              </w:rPr>
+              <w:t>загубени податоци</w:t>
+            </w:r>
+            <w:r>
+              <w:rPr>
+                <w:rFonts w:ascii="Calibri" w:hAnsi="Calibri"/>
+                <w:b w:val="0"/>
+                <w:i w:val="0"/>
+                <w:color w:val="000000"/>
+                <w:sz w:val="14"/>
+              </w:rPr>
+              <w:t xml:space="preserve"> | </w:t>
+            </w:r>
+            <w:r>
+              <w:rPr>
+                <w:rFonts w:ascii="Calibri" w:hAnsi="Calibri"/>
+                <w:b w:val="0"/>
+                <w:i/>
+                <w:color w:val="000000"/>
+                <w:sz w:val="14"/>
+              </w:rPr>
+              <w:t>data lost</w:t>
+            </w:r>
+          </w:p>
+        </w:tc>
+        <w:tc>
+          <w:tcPr>
+            <w:shd w:val="clear" w:color="auto" w:fill="F7FAFC"/>
+            <w:vAlign w:val="center"/>
+            <w:tcW w:type="dxa" w:w="510"/>
+          </w:tcPr>
+          <w:p>
+            <w:pPr>
+              <w:spacing w:before="20" w:after="20"/>
+              <w:jc w:val="center"/>
+            </w:pPr>
+            <w:r/>
+          </w:p>
+        </w:tc>
+        <w:tc>
+          <w:tcPr>
+            <w:shd w:val="clear" w:color="auto" w:fill="F7FAFC"/>
+            <w:vAlign w:val="center"/>
+            <w:tcW w:type="dxa" w:w="510"/>
+          </w:tcPr>
+          <w:p>
+            <w:pPr>
+              <w:spacing w:before="20" w:after="20"/>
+              <w:jc w:val="center"/>
+            </w:pPr>
+            <w:r/>
+          </w:p>
+        </w:tc>
+        <w:tc>
+          <w:tcPr>
+            <w:shd w:val="clear" w:color="auto" w:fill="F7FAFC"/>
+            <w:vAlign w:val="center"/>
+            <w:tcW w:type="dxa" w:w="510"/>
+          </w:tcPr>
+          <w:p>
+            <w:pPr>
+              <w:spacing w:before="20" w:after="20"/>
+              <w:jc w:val="center"/>
+            </w:pPr>
+            <w:r/>
+          </w:p>
+        </w:tc>
+        <w:tc>
+          <w:tcPr>
+            <w:shd w:val="clear" w:color="auto" w:fill="F7FAFC"/>
+            <w:vAlign w:val="center"/>
+            <w:tcW w:type="dxa" w:w="510"/>
+          </w:tcPr>
+          <w:p>
+            <w:pPr>
+              <w:spacing w:before="20" w:after="20"/>
+              <w:jc w:val="center"/>
+            </w:pPr>
+            <w:r/>
+          </w:p>
+        </w:tc>
+        <w:tc>
+          <w:tcPr>
+            <w:shd w:val="clear" w:color="auto" w:fill="F7FAFC"/>
+            <w:vAlign w:val="center"/>
+            <w:tcW w:type="dxa" w:w="2638"/>
+          </w:tcPr>
+          <w:p>
+            <w:pPr>
+              <w:spacing w:before="20" w:after="20"/>
+              <w:jc w:val="center"/>
+            </w:pPr>
+            <w:r/>
+            <w:r>
+              <w:rPr>
+                <w:rFonts w:ascii="Calibri" w:hAnsi="Calibri"/>
+                <w:b w:val="0"/>
+                <w:i w:val="0"/>
+                <w:color w:val="000000"/>
+                <w:sz w:val="18"/>
+              </w:rPr>
+              <w:t>проверка пред и после; сертификат на серијата; втор логер</w:t>
+            </w:r>
+            <w:r>
+              <w:rPr>
+                <w:rFonts w:ascii="Calibri" w:hAnsi="Calibri"/>
+                <w:b w:val="0"/>
+                <w:i w:val="0"/>
+                <w:color w:val="000000"/>
+                <w:sz w:val="14"/>
+              </w:rPr>
+              <w:t xml:space="preserve"> | </w:t>
+            </w:r>
+            <w:r>
+              <w:rPr>
+                <w:rFonts w:ascii="Calibri" w:hAnsi="Calibri"/>
+                <w:b w:val="0"/>
+                <w:i/>
+                <w:color w:val="000000"/>
+                <w:sz w:val="14"/>
+              </w:rPr>
+              <w:t>check before and after; lot certificate; second logger</w:t>
+            </w:r>
+          </w:p>
+        </w:tc>
+      </w:tr>
+      <w:tr>
+        <w:trPr>
+          <w:cantSplit/>
+        </w:trPr>
+        <w:tc>
+          <w:tcPr>
+            <w:shd w:val="clear" w:color="auto" w:fill="F2F2F2"/>
+            <w:vAlign w:val="center"/>
+            <w:tcW w:type="dxa" w:w="510"/>
+          </w:tcPr>
+          <w:p>
+            <w:pPr>
+              <w:spacing w:before="20" w:after="20"/>
+              <w:jc w:val="center"/>
+            </w:pPr>
+            <w:r/>
+            <w:r>
+              <w:rPr>
+                <w:rFonts w:ascii="Calibri" w:hAnsi="Calibri"/>
+                <w:b w:val="0"/>
+                <w:i w:val="0"/>
+                <w:color w:val="000000"/>
+                <w:sz w:val="18"/>
+              </w:rPr>
+              <w:t>13</w:t>
+            </w:r>
+          </w:p>
+        </w:tc>
+        <w:tc>
+          <w:tcPr>
+            <w:vAlign w:val="center"/>
+            <w:tcW w:type="dxa" w:w="2638"/>
+          </w:tcPr>
+          <w:p>
+            <w:pPr>
+              <w:spacing w:before="20" w:after="20"/>
+              <w:jc w:val="center"/>
+            </w:pPr>
+            <w:r/>
+            <w:r>
+              <w:rPr>
+                <w:rFonts w:ascii="Calibri" w:hAnsi="Calibri"/>
+                <w:b w:val="0"/>
+                <w:i w:val="0"/>
+                <w:color w:val="000000"/>
+                <w:sz w:val="18"/>
+              </w:rPr>
+              <w:t>Влага во пакувањето</w:t>
+            </w:r>
+            <w:r>
+              <w:rPr>
+                <w:rFonts w:ascii="Calibri" w:hAnsi="Calibri"/>
+                <w:b w:val="0"/>
+                <w:i w:val="0"/>
+                <w:color w:val="000000"/>
+                <w:sz w:val="14"/>
+              </w:rPr>
+              <w:t xml:space="preserve"> | </w:t>
+            </w:r>
+            <w:r>
+              <w:rPr>
+                <w:rFonts w:ascii="Calibri" w:hAnsi="Calibri"/>
+                <w:b w:val="0"/>
+                <w:i/>
+                <w:color w:val="000000"/>
+                <w:sz w:val="14"/>
+              </w:rPr>
+              <w:t>Moisture in packaging</w:t>
+            </w:r>
+          </w:p>
+        </w:tc>
+        <w:tc>
+          <w:tcPr>
+            <w:vAlign w:val="center"/>
+            <w:tcW w:type="dxa" w:w="2638"/>
+          </w:tcPr>
+          <w:p>
+            <w:pPr>
+              <w:spacing w:before="20" w:after="20"/>
+              <w:jc w:val="center"/>
+            </w:pPr>
+            <w:r/>
+            <w:r>
+              <w:rPr>
+                <w:rFonts w:ascii="Calibri" w:hAnsi="Calibri"/>
+                <w:b w:val="0"/>
+                <w:i w:val="0"/>
+                <w:color w:val="000000"/>
+                <w:sz w:val="18"/>
+              </w:rPr>
+              <w:t>RH &gt; 60 %</w:t>
+            </w:r>
+          </w:p>
+        </w:tc>
+        <w:tc>
+          <w:tcPr>
+            <w:vAlign w:val="center"/>
+            <w:tcW w:type="dxa" w:w="510"/>
+          </w:tcPr>
+          <w:p>
+            <w:pPr>
+              <w:spacing w:before="20" w:after="20"/>
+              <w:jc w:val="center"/>
+            </w:pPr>
+            <w:r/>
+          </w:p>
+        </w:tc>
+        <w:tc>
+          <w:tcPr>
+            <w:vAlign w:val="center"/>
+            <w:tcW w:type="dxa" w:w="510"/>
+          </w:tcPr>
+          <w:p>
+            <w:pPr>
+              <w:spacing w:before="20" w:after="20"/>
+              <w:jc w:val="center"/>
+            </w:pPr>
+            <w:r/>
+          </w:p>
+        </w:tc>
+        <w:tc>
+          <w:tcPr>
+            <w:vAlign w:val="center"/>
+            <w:tcW w:type="dxa" w:w="510"/>
+          </w:tcPr>
+          <w:p>
+            <w:pPr>
+              <w:spacing w:before="20" w:after="20"/>
+              <w:jc w:val="center"/>
+            </w:pPr>
+            <w:r/>
+          </w:p>
+        </w:tc>
+        <w:tc>
+          <w:tcPr>
+            <w:vAlign w:val="center"/>
+            <w:tcW w:type="dxa" w:w="510"/>
+          </w:tcPr>
+          <w:p>
+            <w:pPr>
+              <w:spacing w:before="20" w:after="20"/>
+              <w:jc w:val="center"/>
+            </w:pPr>
+            <w:r/>
+          </w:p>
+        </w:tc>
+        <w:tc>
+          <w:tcPr>
+            <w:vAlign w:val="center"/>
+            <w:tcW w:type="dxa" w:w="2638"/>
+          </w:tcPr>
+          <w:p>
+            <w:pPr>
+              <w:spacing w:before="20" w:after="20"/>
+              <w:jc w:val="center"/>
+            </w:pPr>
+            <w:r/>
+            <w:r>
+              <w:rPr>
+                <w:rFonts w:ascii="Calibri" w:hAnsi="Calibri"/>
+                <w:b w:val="0"/>
+                <w:i w:val="0"/>
+                <w:color w:val="000000"/>
+                <w:sz w:val="18"/>
+              </w:rPr>
+              <w:t>USB логер за RH, стреч-фолија</w:t>
+            </w:r>
+            <w:r>
+              <w:rPr>
+                <w:rFonts w:ascii="Calibri" w:hAnsi="Calibri"/>
+                <w:b w:val="0"/>
+                <w:i w:val="0"/>
+                <w:color w:val="000000"/>
+                <w:sz w:val="14"/>
+              </w:rPr>
+              <w:t xml:space="preserve"> | </w:t>
+            </w:r>
+            <w:r>
+              <w:rPr>
+                <w:rFonts w:ascii="Calibri" w:hAnsi="Calibri"/>
+                <w:b w:val="0"/>
+                <w:i/>
+                <w:color w:val="000000"/>
+                <w:sz w:val="14"/>
+              </w:rPr>
+              <w:t>USB RH logger, stretch film</w:t>
+            </w:r>
+          </w:p>
+        </w:tc>
+      </w:tr>
+      <w:tr>
+        <w:trPr>
+          <w:cantSplit/>
+        </w:trPr>
+        <w:tc>
+          <w:tcPr>
+            <w:shd w:val="clear" w:color="auto" w:fill="F2F2F2"/>
+            <w:vAlign w:val="center"/>
+            <w:tcW w:type="dxa" w:w="510"/>
+          </w:tcPr>
+          <w:p>
+            <w:pPr>
+              <w:spacing w:before="20" w:after="20"/>
+              <w:jc w:val="center"/>
+            </w:pPr>
+            <w:r/>
+            <w:r>
+              <w:rPr>
+                <w:rFonts w:ascii="Calibri" w:hAnsi="Calibri"/>
+                <w:b w:val="0"/>
+                <w:i w:val="0"/>
+                <w:color w:val="000000"/>
+                <w:sz w:val="18"/>
+              </w:rPr>
+              <w:t>14</w:t>
             </w:r>
           </w:p>
         </w:tc>
@@ -4690,7 +5720,7 @@
                 <w:color w:val="000000"/>
                 <w:sz w:val="20"/>
               </w:rPr>
-              <w:t>празно, полно (≥ 125 % времетраење), врата 2 × 5 мин, прекин на напојување, летно и зимско мапирање</w:t>
+              <w:t>празно, полно (≥ 125 % времетраење), врата 2 × 5 мин, прекин на напојување (само активна), летно и зимско мапирање</w:t>
             </w:r>
             <w:r>
               <w:rPr>
@@ -4710,7 +5740,7 @@
                 <w:color w:val="000000"/>
                 <w:sz w:val="16"/>
               </w:rPr>
-              <w:t>empty, loaded (≥ 125 % duration), door 2 × 5 min, power interruption, summer and winter mapping</w:t>
+              <w:t>empty, loaded (≥ 125 % duration), door 2 × 5 min, power interruption (active only), summer and winter mapping</w:t>
             </w:r>
           </w:p>
         </w:tc>

--- a/deliverables/inland_transport_2026-10/docx/QASOP_0XX_A01.docx
+++ b/deliverables/inland_transport_2026-10/docx/QASOP_0XX_A01.docx
@@ -737,9 +737,9 @@
       </w:tblPr>
       <w:tblGrid>
         <w:gridCol w:w="3288"/>
-        <w:gridCol w:w="1944"/>
-        <w:gridCol w:w="3288"/>
-        <w:gridCol w:w="1944"/>
+        <w:gridCol w:w="2806"/>
+        <w:gridCol w:w="1564"/>
+        <w:gridCol w:w="2806"/>
       </w:tblGrid>
       <w:tr>
         <w:trPr>
@@ -793,7 +793,7 @@
         <w:tc>
           <w:tcPr>
             <w:vAlign w:val="center"/>
-            <w:tcW w:type="pct" w:w="929"/>
+            <w:tcW w:type="pct" w:w="1340"/>
           </w:tcPr>
           <w:p>
             <w:pPr>
@@ -808,6 +808,91 @@
           <w:tcPr>
             <w:shd w:val="clear" w:color="auto" w:fill="F2F2F2"/>
             <w:vAlign w:val="center"/>
+            <w:tcW w:type="pct" w:w="747"/>
+          </w:tcPr>
+          <w:p>
+            <w:pPr>
+              <w:keepNext/>
+              <w:spacing w:before="20" w:after="20"/>
+              <w:jc w:val="left"/>
+            </w:pPr>
+            <w:r/>
+            <w:r>
+              <w:rPr>
+                <w:rFonts w:ascii="Calibri" w:hAnsi="Calibri"/>
+                <w:b/>
+                <w:i w:val="0"/>
+                <w:color w:val="000000"/>
+                <w:sz w:val="20"/>
+              </w:rPr>
+              <w:t>Превозник</w:t>
+            </w:r>
+            <w:r>
+              <w:rPr>
+                <w:rFonts w:ascii="Calibri" w:hAnsi="Calibri"/>
+                <w:b w:val="0"/>
+                <w:i w:val="0"/>
+                <w:color w:val="000000"/>
+                <w:sz w:val="16"/>
+              </w:rPr>
+              <w:t xml:space="preserve"> | </w:t>
+            </w:r>
+            <w:r>
+              <w:rPr>
+                <w:rFonts w:ascii="Calibri" w:hAnsi="Calibri"/>
+                <w:b w:val="0"/>
+                <w:i w:val="0"/>
+                <w:color w:val="000000"/>
+                <w:sz w:val="16"/>
+              </w:rPr>
+              <w:t>Carrier</w:t>
+            </w:r>
+          </w:p>
+        </w:tc>
+        <w:tc>
+          <w:tcPr>
+            <w:vAlign w:val="center"/>
+            <w:tcW w:type="pct" w:w="1340"/>
+          </w:tcPr>
+          <w:p>
+            <w:pPr>
+              <w:keepNext/>
+              <w:spacing w:before="20" w:after="20"/>
+              <w:jc w:val="center"/>
+            </w:pPr>
+            <w:r/>
+          </w:p>
+        </w:tc>
+      </w:tr>
+    </w:tbl>
+    <w:tbl>
+      <w:tblPr>
+        <w:jc w:val="center"/>
+        <w:tblLook w:firstColumn="1" w:firstRow="1" w:lastColumn="0" w:lastRow="0" w:noHBand="0" w:noVBand="1" w:val="04A0"/>
+        <w:tblLayout w:type="fixed"/>
+        <w:tblW w:type="pct" w:w="5000"/>
+        <w:tblInd w:type="dxa" w:w="0"/>
+        <w:tblBorders>
+          <w:top w:val="single" w:sz="4" w:space="0" w:color="2B547E"/>
+          <w:left w:val="single" w:sz="4" w:space="0" w:color="2B547E"/>
+          <w:bottom w:val="single" w:sz="4" w:space="0" w:color="2B547E"/>
+          <w:right w:val="single" w:sz="4" w:space="0" w:color="2B547E"/>
+          <w:insideH w:val="single" w:sz="4" w:space="0" w:color="2B547E"/>
+          <w:insideV w:val="single" w:sz="4" w:space="0" w:color="2B547E"/>
+        </w:tblBorders>
+      </w:tblPr>
+      <w:tblGrid>
+        <w:gridCol w:w="3288"/>
+        <w:gridCol w:w="7178"/>
+      </w:tblGrid>
+      <w:tr>
+        <w:trPr>
+          <w:cantSplit/>
+        </w:trPr>
+        <w:tc>
+          <w:tcPr>
+            <w:shd w:val="clear" w:color="auto" w:fill="F2F2F2"/>
+            <w:vAlign w:val="center"/>
             <w:tcW w:type="pct" w:w="1570"/>
           </w:tcPr>
           <w:p>
@@ -852,7 +937,7 @@
         <w:tc>
           <w:tcPr>
             <w:vAlign w:val="center"/>
-            <w:tcW w:type="pct" w:w="929"/>
+            <w:tcW w:type="pct" w:w="3429"/>
           </w:tcPr>
           <w:p>
             <w:pPr>

--- a/deliverables/inland_transport_2026-10/docx/QASOP_0XX_A01.docx
+++ b/deliverables/inland_transport_2026-10/docx/QASOP_0XX_A01.docx
@@ -1065,7 +1065,7 @@
     </w:tbl>
     <w:p>
       <w:pPr>
-        <w:keepNext/>
+        <w:keepNext w:val="0"/>
         <w:spacing w:before="0" w:after="0" w:lineRule="exact" w:line="240"/>
       </w:pPr>
     </w:p>
@@ -1411,7 +1411,7 @@
     </w:tbl>
     <w:p>
       <w:pPr>
-        <w:keepNext/>
+        <w:keepNext w:val="0"/>
         <w:spacing w:before="0" w:after="0" w:lineRule="exact" w:line="120"/>
       </w:pPr>
     </w:p>
@@ -1938,7 +1938,7 @@
     </w:tbl>
     <w:p>
       <w:pPr>
-        <w:keepNext/>
+        <w:keepNext w:val="0"/>
         <w:spacing w:before="0" w:after="0" w:lineRule="exact" w:line="240"/>
       </w:pPr>
     </w:p>
@@ -5309,7 +5309,7 @@
     </w:tbl>
     <w:p>
       <w:pPr>
-        <w:keepNext/>
+        <w:keepNext w:val="0"/>
         <w:spacing w:before="0" w:after="0" w:lineRule="exact" w:line="240"/>
       </w:pPr>
     </w:p>
@@ -5655,7 +5655,7 @@
     </w:tbl>
     <w:p>
       <w:pPr>
-        <w:keepNext/>
+        <w:keepNext w:val="0"/>
         <w:spacing w:before="0" w:after="0" w:lineRule="exact" w:line="120"/>
       </w:pPr>
     </w:p>
@@ -6053,7 +6053,7 @@
     </w:tbl>
     <w:p>
       <w:pPr>
-        <w:keepNext/>
+        <w:keepNext w:val="0"/>
         <w:spacing w:before="0" w:after="0" w:lineRule="exact" w:line="240"/>
       </w:pPr>
     </w:p>

--- a/deliverables/inland_transport_2026-10/docx/QASOP_0XX_A01.docx
+++ b/deliverables/inland_transport_2026-10/docx/QASOP_0XX_A01.docx
@@ -180,7 +180,6 @@
           </w:tcPr>
           <w:p>
             <w:pPr>
-              <w:keepNext/>
               <w:spacing w:before="20" w:after="20"/>
               <w:jc w:val="left"/>
             </w:pPr>
@@ -224,7 +223,6 @@
           </w:tcPr>
           <w:p>
             <w:pPr>
-              <w:keepNext/>
               <w:spacing w:before="20" w:after="20"/>
               <w:jc w:val="center"/>
             </w:pPr>
@@ -249,7 +247,6 @@
           </w:tcPr>
           <w:p>
             <w:pPr>
-              <w:keepNext/>
               <w:spacing w:before="20" w:after="20"/>
               <w:jc w:val="left"/>
             </w:pPr>
@@ -293,7 +290,6 @@
           </w:tcPr>
           <w:p>
             <w:pPr>
-              <w:keepNext/>
               <w:spacing w:before="20" w:after="20"/>
               <w:jc w:val="center"/>
             </w:pPr>
@@ -344,7 +340,6 @@
           </w:tcPr>
           <w:p>
             <w:pPr>
-              <w:keepNext/>
               <w:spacing w:before="20" w:after="20"/>
               <w:jc w:val="left"/>
             </w:pPr>
@@ -388,7 +383,6 @@
           </w:tcPr>
           <w:p>
             <w:pPr>
-              <w:keepNext/>
               <w:spacing w:before="20" w:after="20"/>
               <w:jc w:val="center"/>
             </w:pPr>
@@ -461,7 +455,6 @@
           </w:tcPr>
           <w:p>
             <w:pPr>
-              <w:keepNext/>
               <w:spacing w:before="20" w:after="20"/>
               <w:jc w:val="left"/>
             </w:pPr>
@@ -505,7 +498,6 @@
           </w:tcPr>
           <w:p>
             <w:pPr>
-              <w:keepNext/>
               <w:spacing w:before="20" w:after="20"/>
               <w:jc w:val="center"/>
             </w:pPr>
@@ -520,7 +512,6 @@
           </w:tcPr>
           <w:p>
             <w:pPr>
-              <w:keepNext/>
               <w:spacing w:before="20" w:after="20"/>
               <w:jc w:val="left"/>
             </w:pPr>
@@ -564,7 +555,6 @@
           </w:tcPr>
           <w:p>
             <w:pPr>
-              <w:keepNext/>
               <w:spacing w:before="20" w:after="20"/>
               <w:jc w:val="center"/>
             </w:pPr>
@@ -607,7 +597,6 @@
           </w:tcPr>
           <w:p>
             <w:pPr>
-              <w:keepNext/>
               <w:spacing w:before="20" w:after="20"/>
               <w:jc w:val="left"/>
             </w:pPr>
@@ -651,7 +640,6 @@
           </w:tcPr>
           <w:p>
             <w:pPr>
-              <w:keepNext/>
               <w:spacing w:before="20" w:after="20"/>
               <w:jc w:val="center"/>
             </w:pPr>
@@ -666,7 +654,6 @@
           </w:tcPr>
           <w:p>
             <w:pPr>
-              <w:keepNext/>
               <w:spacing w:before="20" w:after="20"/>
               <w:jc w:val="left"/>
             </w:pPr>
@@ -710,7 +697,6 @@
           </w:tcPr>
           <w:p>
             <w:pPr>
-              <w:keepNext/>
               <w:spacing w:before="20" w:after="20"/>
               <w:jc w:val="center"/>
             </w:pPr>
@@ -753,7 +739,6 @@
           </w:tcPr>
           <w:p>
             <w:pPr>
-              <w:keepNext/>
               <w:spacing w:before="20" w:after="20"/>
               <w:jc w:val="left"/>
             </w:pPr>
@@ -797,7 +782,6 @@
           </w:tcPr>
           <w:p>
             <w:pPr>
-              <w:keepNext/>
               <w:spacing w:before="20" w:after="20"/>
               <w:jc w:val="center"/>
             </w:pPr>
@@ -812,7 +796,6 @@
           </w:tcPr>
           <w:p>
             <w:pPr>
-              <w:keepNext/>
               <w:spacing w:before="20" w:after="20"/>
               <w:jc w:val="left"/>
             </w:pPr>
@@ -856,7 +839,6 @@
           </w:tcPr>
           <w:p>
             <w:pPr>
-              <w:keepNext/>
               <w:spacing w:before="20" w:after="20"/>
               <w:jc w:val="center"/>
             </w:pPr>
@@ -897,7 +879,6 @@
           </w:tcPr>
           <w:p>
             <w:pPr>
-              <w:keepNext/>
               <w:spacing w:before="20" w:after="20"/>
               <w:jc w:val="left"/>
             </w:pPr>
@@ -941,7 +922,6 @@
           </w:tcPr>
           <w:p>
             <w:pPr>
-              <w:keepNext/>
               <w:spacing w:before="20" w:after="20"/>
               <w:jc w:val="center"/>
             </w:pPr>
